--- a/docs/plans/PLAN-agent-dashboard-2026-08-08/PLAN-MASTER.docx
+++ b/docs/plans/PLAN-agent-dashboard-2026-08-08/PLAN-MASTER.docx
@@ -2,6 +2,77 @@
 <file path=word/document.xml><?xml version="1.0" encoding="utf-8"?>
 <w:document xmlns:wpc="http://schemas.microsoft.com/office/word/2010/wordprocessingCanvas" xmlns:mo="http://schemas.microsoft.com/office/mac/office/2008/main" xmlns:mc="http://schemas.openxmlformats.org/markup-compatibility/2006" xmlns:mv="urn:schemas-microsoft-com:mac:vml" xmlns:o="urn:schemas-microsoft-com:office:office" xmlns:r="http://schemas.openxmlformats.org/officeDocument/2006/relationships" xmlns:m="http://schemas.openxmlformats.org/officeDocument/2006/math" xmlns:v="urn:schemas-microsoft-com:vml" xmlns:wp14="http://schemas.microsoft.com/office/word/2010/wordprocessingDrawing" xmlns:wp="http://schemas.openxmlformats.org/drawingml/2006/wordprocessingDrawing" xmlns:w10="urn:schemas-microsoft-com:office:word" xmlns:w="http://schemas.openxmlformats.org/wordprocessingml/2006/main" xmlns:w14="http://schemas.microsoft.com/office/word/2010/wordml" xmlns:wpg="http://schemas.microsoft.com/office/word/2010/wordprocessingGroup" xmlns:wpi="http://schemas.microsoft.com/office/word/2010/wordprocessingInk" xmlns:wne="http://schemas.microsoft.com/office/word/2006/wordml" xmlns:wps="http://schemas.microsoft.com/office/word/2010/wordprocessingShape" mc:Ignorable="w14 wp14">
   <w:body>
+    <w:p>
+      <w:pPr>
+        <w:pBdr>
+          <w:bottom w:val="single" w:sz="6" w:space="1" w:color="F05922"/>
+        </w:pBdr>
+        <w:spacing w:after="120"/>
+      </w:pPr>
+    </w:p>
+    <w:p>
+      <w:pPr>
+        <w:spacing w:after="80"/>
+      </w:pPr>
+      <w:r>
+        <w:rPr>
+          <w:sz w:val="21"/>
+        </w:rPr>
+        <w:t>plan_id: PLAN-agent-dashboard-2026-08-08</w:t>
+      </w:r>
+    </w:p>
+    <w:p>
+      <w:pPr>
+        <w:spacing w:after="80"/>
+      </w:pPr>
+      <w:r>
+        <w:rPr>
+          <w:sz w:val="21"/>
+        </w:rPr>
+        <w:t>title: "Agent Dashboard — FR mới phát sinh sau Sprint 6"</w:t>
+      </w:r>
+    </w:p>
+    <w:p>
+      <w:pPr>
+        <w:spacing w:after="80"/>
+      </w:pPr>
+      <w:r>
+        <w:rPr>
+          <w:sz w:val="21"/>
+        </w:rPr>
+        <w:t>created: 2026-08-08</w:t>
+      </w:r>
+    </w:p>
+    <w:p>
+      <w:pPr>
+        <w:spacing w:after="80"/>
+      </w:pPr>
+      <w:r>
+        <w:rPr>
+          <w:sz w:val="21"/>
+        </w:rPr>
+        <w:t>updated: 2026-08-08 16:30</w:t>
+      </w:r>
+    </w:p>
+    <w:p>
+      <w:pPr>
+        <w:spacing w:after="80"/>
+      </w:pPr>
+      <w:r>
+        <w:rPr>
+          <w:sz w:val="21"/>
+        </w:rPr>
+        <w:t>status: Active</w:t>
+      </w:r>
+    </w:p>
+    <w:p>
+      <w:pPr>
+        <w:pBdr>
+          <w:bottom w:val="single" w:sz="6" w:space="1" w:color="F05922"/>
+        </w:pBdr>
+        <w:spacing w:after="120"/>
+      </w:pPr>
+    </w:p>
     <w:p>
       <w:pPr>
         <w:pStyle w:val="Heading1"/>
@@ -13,7 +84,7 @@
           <w:color w:val="251C53"/>
           <w:sz w:val="36"/>
         </w:rPr>
-        <w:t>PLAN-MASTER.md — Sprint 6 Agent Dashboard (Cập nhật)</w:t>
+        <w:t>PLAN-agent-dashboard-2026-08-08 — Agent Dashboard FR phát sinh sau Sprint 6</w:t>
       </w:r>
     </w:p>
     <w:p>
@@ -24,209 +95,18 @@
         <w:rPr>
           <w:sz w:val="21"/>
         </w:rPr>
-        <w:t>Kế hoạch cho Sprint 6: Hoàn thiện các vấn đề UI/UX tồn đọng, đồng bộ hóa trạng thái đang chạy của dự án, và thiết kế lại giao diện Tổng hợp thành dạng Thẻ (Grid Cards) chứa Pipeline của từng dự án.</w:t>
+        <w:t>Các feature request / bugfix phát sinh sau khi Sprint 6 (đã QA pass) được tổng kết.</w:t>
       </w:r>
     </w:p>
     <w:p>
       <w:pPr>
-        <w:pStyle w:val="Heading2"/>
-        <w:spacing w:before="200" w:after="80"/>
-      </w:pPr>
-      <w:r>
-        <w:rPr>
-          <w:color w:val="F05922"/>
-          <w:sz w:val="28"/>
-        </w:rPr>
-        <w:t>User Review Required</w:t>
-      </w:r>
-    </w:p>
-    <w:p>
-      <w:pPr>
-        <w:spacing w:before="40" w:after="40"/>
-        <w:ind w:left="567"/>
-        <w:pBdr>
-          <w:left w:val="single" w:sz="12" w:space="10" w:color="F05922"/>
-        </w:pBdr>
-      </w:pPr>
-      <w:r>
-        <w:rPr>
-          <w:color w:val="4A3F8C"/>
-        </w:rPr>
-        <w:t>[!IMPORTANT]</w:t>
-      </w:r>
-    </w:p>
-    <w:p>
-      <w:pPr>
-        <w:spacing w:before="40" w:after="40"/>
-        <w:ind w:left="567"/>
-        <w:pBdr>
-          <w:left w:val="single" w:sz="12" w:space="10" w:color="F05922"/>
-        </w:pBdr>
-      </w:pPr>
-      <w:r>
-        <w:rPr>
-          <w:color w:val="4A3F8C"/>
-        </w:rPr>
-        <w:t>- Giao diện Tổng hợp theo dự án sẽ chuyển sang dạng các thẻ lớn, hiển thị luồng sơ đồ pipeline gồm các vai trò agent tham gia giống y hệt giao diện session.</w:t>
-      </w:r>
-    </w:p>
-    <w:p>
-      <w:pPr>
-        <w:spacing w:before="40" w:after="40"/>
-        <w:ind w:left="567"/>
-        <w:pBdr>
-          <w:left w:val="single" w:sz="12" w:space="10" w:color="F05922"/>
-        </w:pBdr>
-      </w:pPr>
-      <w:r>
-        <w:rPr>
-          <w:color w:val="4A3F8C"/>
-        </w:rPr>
-        <w:t>- Số lượng active của dự án sẽ tính cả phiên chạy chính (parent session) chứ không chỉ đếm subagents con.</w:t>
-      </w:r>
-    </w:p>
-    <w:p>
-      <w:pPr>
-        <w:pStyle w:val="Heading2"/>
-        <w:spacing w:before="200" w:after="80"/>
-      </w:pPr>
-      <w:r>
-        <w:rPr>
-          <w:color w:val="F05922"/>
-          <w:sz w:val="28"/>
-        </w:rPr>
-        <w:t>Proposed Changes</w:t>
-      </w:r>
-    </w:p>
-    <w:p>
-      <w:pPr>
-        <w:pStyle w:val="Heading3"/>
-        <w:spacing w:before="160" w:after="60"/>
-      </w:pPr>
-      <w:r>
-        <w:rPr>
-          <w:color w:val="4A3F8C"/>
-          <w:sz w:val="24"/>
-        </w:rPr>
-        <w:t>Backend (Python/FastAPI + SQLite)</w:t>
-      </w:r>
-    </w:p>
-    <w:p>
-      <w:pPr>
-        <w:pStyle w:val="Heading4"/>
-      </w:pPr>
-      <w:r>
-        <w:rPr>
-          <w:color w:val="251C53"/>
-          <w:sz w:val="22"/>
-        </w:rPr>
-        <w:t>[MODIFY] [db.py](file:///c:/Users/nguye/Desktop/Claude-Git/claude/tools/agent-dashboard/backend/agent_dashboard/db.py)</w:t>
-      </w:r>
-    </w:p>
-    <w:p>
-      <w:pPr>
-        <w:pStyle w:val="ListBullet"/>
-        <w:spacing w:after="20"/>
-        <w:ind w:left="283"/>
+        <w:spacing w:after="80"/>
       </w:pPr>
       <w:r>
         <w:rPr>
           <w:sz w:val="21"/>
         </w:rPr>
-        <w:t xml:space="preserve">Cập nhật hàm </w:t>
-      </w:r>
-      <w:r>
-        <w:rPr>
-          <w:rFonts w:ascii="Courier New" w:hAnsi="Courier New"/>
-          <w:color w:val="F05922"/>
-          <w:sz w:val="21"/>
-        </w:rPr>
-        <w:t>get_pipeline_aggregate</w:t>
-      </w:r>
-      <w:r>
-        <w:rPr>
-          <w:sz w:val="21"/>
-        </w:rPr>
-        <w:t xml:space="preserve"> để hỗ trợ subquery tính </w:t>
-      </w:r>
-      <w:r>
-        <w:rPr>
-          <w:rFonts w:ascii="Courier New" w:hAnsi="Courier New"/>
-          <w:color w:val="F05922"/>
-          <w:sz w:val="21"/>
-        </w:rPr>
-        <w:t>active_now</w:t>
-      </w:r>
-      <w:r>
-        <w:rPr>
-          <w:sz w:val="21"/>
-        </w:rPr>
-        <w:t xml:space="preserve"> bao gồm cả parent session, và truy vấn danh sách </w:t>
-      </w:r>
-      <w:r>
-        <w:rPr>
-          <w:rFonts w:ascii="Courier New" w:hAnsi="Courier New"/>
-          <w:color w:val="F05922"/>
-          <w:sz w:val="21"/>
-        </w:rPr>
-        <w:t>project_roster</w:t>
-      </w:r>
-      <w:r>
-        <w:rPr>
-          <w:sz w:val="21"/>
-        </w:rPr>
-        <w:t xml:space="preserve"> của dự án.</w:t>
-      </w:r>
-    </w:p>
-    <w:p>
-      <w:pPr>
-        <w:pStyle w:val="Heading3"/>
-        <w:spacing w:before="160" w:after="60"/>
-      </w:pPr>
-      <w:r>
-        <w:rPr>
-          <w:color w:val="4A3F8C"/>
-          <w:sz w:val="24"/>
-        </w:rPr>
-        <w:t>Frontend (Vite/React/TS)</w:t>
-      </w:r>
-    </w:p>
-    <w:p>
-      <w:pPr>
-        <w:pStyle w:val="Heading4"/>
-      </w:pPr>
-      <w:r>
-        <w:rPr>
-          <w:color w:val="251C53"/>
-          <w:sz w:val="22"/>
-        </w:rPr>
-        <w:t>[MODIFY] [AggregatePipelineView.tsx](file:///c:/Users/nguye/Desktop/Claude-Git/claude/tools/agent-dashboard/frontend/src/components/sessions/AggregatePipelineView.tsx)</w:t>
-      </w:r>
-    </w:p>
-    <w:p>
-      <w:pPr>
-        <w:pStyle w:val="ListBullet"/>
-        <w:spacing w:after="20"/>
-        <w:ind w:left="283"/>
-      </w:pPr>
-      <w:r>
-        <w:rPr>
-          <w:sz w:val="21"/>
-        </w:rPr>
-        <w:t>Thiết kế giao diện Grid Cards mới cho cả hai chế độ "Theo vai trò" và "Theo Dự án".</w:t>
-      </w:r>
-    </w:p>
-    <w:p>
-      <w:pPr>
-        <w:pStyle w:val="ListBullet"/>
-        <w:spacing w:after="20"/>
-        <w:ind w:left="283"/>
-      </w:pPr>
-      <w:r>
-        <w:rPr>
-          <w:sz w:val="21"/>
-        </w:rPr>
-        <w:t>Tái sử dụng phong cách hiển thị nút sơ đồ (Pipeline station) cho danh sách subagents của dự án.</w:t>
+        <w:t>Không có plan cũ — đây là plan theo dõi các thay đổi nhỏ lẻ phát sinh trong cùng session.</w:t>
       </w:r>
     </w:p>
     <w:p>
@@ -247,7 +127,7 @@
           <w:color w:val="F05922"/>
           <w:sz w:val="28"/>
         </w:rPr>
-        <w:t>Giai đoạn thực hiện</w:t>
+        <w:t>Backlog / Phases &amp; Steps</w:t>
       </w:r>
     </w:p>
     <w:tbl>
@@ -257,17 +137,16 @@
         <w:tblLook w:firstColumn="1" w:firstRow="1" w:lastColumn="0" w:lastRow="0" w:noHBand="0" w:noVBand="1" w:val="04A0"/>
       </w:tblPr>
       <w:tblGrid>
-        <w:gridCol w:w="1615"/>
-        <w:gridCol w:w="1615"/>
-        <w:gridCol w:w="1615"/>
-        <w:gridCol w:w="1615"/>
-        <w:gridCol w:w="1615"/>
-        <w:gridCol w:w="1615"/>
+        <w:gridCol w:w="1938"/>
+        <w:gridCol w:w="1938"/>
+        <w:gridCol w:w="1938"/>
+        <w:gridCol w:w="1938"/>
+        <w:gridCol w:w="1938"/>
       </w:tblGrid>
       <w:tr>
         <w:tc>
           <w:tcPr>
-            <w:tcW w:type="dxa" w:w="1615"/>
+            <w:tcW w:type="dxa" w:w="1938"/>
             <w:shd w:val="clear" w:color="auto" w:fill="251C53"/>
             <w:tcBorders>
               <w:top w:val="single" w:sz="4" w:space="0" w:color="251C53"/>
@@ -289,7 +168,7 @@
         </w:tc>
         <w:tc>
           <w:tcPr>
-            <w:tcW w:type="dxa" w:w="1615"/>
+            <w:tcW w:type="dxa" w:w="1938"/>
             <w:shd w:val="clear" w:color="auto" w:fill="251C53"/>
             <w:tcBorders>
               <w:top w:val="single" w:sz="4" w:space="0" w:color="251C53"/>
@@ -305,13 +184,13 @@
                 <w:color w:val="FFFFFF"/>
                 <w:sz w:val="20"/>
               </w:rPr>
-              <w:t>Bước</w:t>
+              <w:t>Mô tả</w:t>
             </w:r>
           </w:p>
         </w:tc>
         <w:tc>
           <w:tcPr>
-            <w:tcW w:type="dxa" w:w="1615"/>
+            <w:tcW w:type="dxa" w:w="1938"/>
             <w:shd w:val="clear" w:color="auto" w:fill="251C53"/>
             <w:tcBorders>
               <w:top w:val="single" w:sz="4" w:space="0" w:color="251C53"/>
@@ -327,13 +206,13 @@
                 <w:color w:val="FFFFFF"/>
                 <w:sz w:val="20"/>
               </w:rPr>
-              <w:t>Vai trò</w:t>
+              <w:t>Assignee</w:t>
             </w:r>
           </w:p>
         </w:tc>
         <w:tc>
           <w:tcPr>
-            <w:tcW w:type="dxa" w:w="1615"/>
+            <w:tcW w:type="dxa" w:w="1938"/>
             <w:shd w:val="clear" w:color="auto" w:fill="251C53"/>
             <w:tcBorders>
               <w:top w:val="single" w:sz="4" w:space="0" w:color="251C53"/>
@@ -349,35 +228,13 @@
                 <w:color w:val="FFFFFF"/>
                 <w:sz w:val="20"/>
               </w:rPr>
-              <w:t>Trạng thái</w:t>
+              <w:t>Status</w:t>
             </w:r>
           </w:p>
         </w:tc>
         <w:tc>
           <w:tcPr>
-            <w:tcW w:type="dxa" w:w="1615"/>
-            <w:shd w:val="clear" w:color="auto" w:fill="251C53"/>
-            <w:tcBorders>
-              <w:top w:val="single" w:sz="4" w:space="0" w:color="251C53"/>
-              <w:left w:val="single" w:sz="4" w:space="0" w:color="251C53"/>
-              <w:bottom w:val="single" w:sz="4" w:space="0" w:color="251C53"/>
-              <w:right w:val="single" w:sz="4" w:space="0" w:color="251C53"/>
-            </w:tcBorders>
-          </w:tcPr>
-          <w:p>
-            <w:r>
-              <w:rPr>
-                <w:b/>
-                <w:color w:val="FFFFFF"/>
-                <w:sz w:val="20"/>
-              </w:rPr>
-              <w:t>Handoff</w:t>
-            </w:r>
-          </w:p>
-        </w:tc>
-        <w:tc>
-          <w:tcPr>
-            <w:tcW w:type="dxa" w:w="1615"/>
+            <w:tcW w:type="dxa" w:w="1938"/>
             <w:shd w:val="clear" w:color="auto" w:fill="251C53"/>
             <w:tcBorders>
               <w:top w:val="single" w:sz="4" w:space="0" w:color="251C53"/>
@@ -401,7 +258,7 @@
       <w:tr>
         <w:tc>
           <w:tcPr>
-            <w:tcW w:type="dxa" w:w="1615"/>
+            <w:tcW w:type="dxa" w:w="1938"/>
             <w:tcBorders>
               <w:top w:val="single" w:sz="4" w:space="0" w:color="CBCBCB"/>
               <w:left w:val="single" w:sz="4" w:space="0" w:color="CBCBCB"/>
@@ -420,7 +277,7 @@
         </w:tc>
         <w:tc>
           <w:tcPr>
-            <w:tcW w:type="dxa" w:w="1615"/>
+            <w:tcW w:type="dxa" w:w="1938"/>
             <w:tcBorders>
               <w:top w:val="single" w:sz="4" w:space="0" w:color="CBCBCB"/>
               <w:left w:val="single" w:sz="4" w:space="0" w:color="CBCBCB"/>
@@ -433,13 +290,13 @@
               <w:rPr>
                 <w:sz w:val="20"/>
               </w:rPr>
-              <w:t>---</w:t>
+              <w:t>-------</w:t>
             </w:r>
           </w:p>
         </w:tc>
         <w:tc>
           <w:tcPr>
-            <w:tcW w:type="dxa" w:w="1615"/>
+            <w:tcW w:type="dxa" w:w="1938"/>
             <w:tcBorders>
               <w:top w:val="single" w:sz="4" w:space="0" w:color="CBCBCB"/>
               <w:left w:val="single" w:sz="4" w:space="0" w:color="CBCBCB"/>
@@ -452,13 +309,13 @@
               <w:rPr>
                 <w:sz w:val="20"/>
               </w:rPr>
-              <w:t>---</w:t>
+              <w:t>----------</w:t>
             </w:r>
           </w:p>
         </w:tc>
         <w:tc>
           <w:tcPr>
-            <w:tcW w:type="dxa" w:w="1615"/>
+            <w:tcW w:type="dxa" w:w="1938"/>
             <w:tcBorders>
               <w:top w:val="single" w:sz="4" w:space="0" w:color="CBCBCB"/>
               <w:left w:val="single" w:sz="4" w:space="0" w:color="CBCBCB"/>
@@ -471,13 +328,13 @@
               <w:rPr>
                 <w:sz w:val="20"/>
               </w:rPr>
-              <w:t>---</w:t>
+              <w:t>--------</w:t>
             </w:r>
           </w:p>
         </w:tc>
         <w:tc>
           <w:tcPr>
-            <w:tcW w:type="dxa" w:w="1615"/>
+            <w:tcW w:type="dxa" w:w="1938"/>
             <w:tcBorders>
               <w:top w:val="single" w:sz="4" w:space="0" w:color="CBCBCB"/>
               <w:left w:val="single" w:sz="4" w:space="0" w:color="CBCBCB"/>
@@ -490,26 +347,7 @@
               <w:rPr>
                 <w:sz w:val="20"/>
               </w:rPr>
-              <w:t>---</w:t>
-            </w:r>
-          </w:p>
-        </w:tc>
-        <w:tc>
-          <w:tcPr>
-            <w:tcW w:type="dxa" w:w="1615"/>
-            <w:tcBorders>
-              <w:top w:val="single" w:sz="4" w:space="0" w:color="CBCBCB"/>
-              <w:left w:val="single" w:sz="4" w:space="0" w:color="CBCBCB"/>
-              <w:bottom w:val="single" w:sz="4" w:space="0" w:color="CBCBCB"/>
-              <w:right w:val="single" w:sz="4" w:space="0" w:color="CBCBCB"/>
-            </w:tcBorders>
-          </w:tcPr>
-          <w:p>
-            <w:r>
-              <w:rPr>
-                <w:sz w:val="20"/>
-              </w:rPr>
-              <w:t>---</w:t>
+              <w:t>----------------</w:t>
             </w:r>
           </w:p>
         </w:tc>
@@ -517,7 +355,7 @@
       <w:tr>
         <w:tc>
           <w:tcPr>
-            <w:tcW w:type="dxa" w:w="1615"/>
+            <w:tcW w:type="dxa" w:w="1938"/>
             <w:shd w:val="clear" w:color="auto" w:fill="B8B3D6"/>
             <w:tcBorders>
               <w:top w:val="single" w:sz="4" w:space="0" w:color="CBCBCB"/>
@@ -531,13 +369,96 @@
               <w:rPr>
                 <w:sz w:val="20"/>
               </w:rPr>
-              <w:t>9.1</w:t>
+              <w:t>FR-006-dispatcher</w:t>
             </w:r>
           </w:p>
         </w:tc>
         <w:tc>
           <w:tcPr>
-            <w:tcW w:type="dxa" w:w="1615"/>
+            <w:tcW w:type="dxa" w:w="1938"/>
+            <w:shd w:val="clear" w:color="auto" w:fill="B8B3D6"/>
+            <w:tcBorders>
+              <w:top w:val="single" w:sz="4" w:space="0" w:color="CBCBCB"/>
+              <w:left w:val="single" w:sz="4" w:space="0" w:color="CBCBCB"/>
+              <w:bottom w:val="single" w:sz="4" w:space="0" w:color="CBCBCB"/>
+              <w:right w:val="single" w:sz="4" w:space="0" w:color="CBCBCB"/>
+            </w:tcBorders>
+          </w:tcPr>
+          <w:p>
+            <w:r>
+              <w:rPr>
+                <w:b/>
+                <w:sz w:val="20"/>
+              </w:rPr>
+              <w:t>Dispatcher card có nút "Xem lịch sử"</w:t>
+            </w:r>
+            <w:r>
+              <w:rPr>
+                <w:sz w:val="20"/>
+              </w:rPr>
+              <w:t xml:space="preserve"> — backend build </w:t>
+            </w:r>
+            <w:r>
+              <w:rPr>
+                <w:rFonts w:ascii="Courier New" w:hAnsi="Courier New"/>
+                <w:color w:val="F05922"/>
+                <w:sz w:val="20"/>
+              </w:rPr>
+              <w:t>history[]</w:t>
+            </w:r>
+            <w:r>
+              <w:rPr>
+                <w:sz w:val="20"/>
+              </w:rPr>
+              <w:t xml:space="preserve"> từ non-Agent tool events (Read/Write/Bash…) của parent session; frontend bỏ điều kiện </w:t>
+            </w:r>
+            <w:r>
+              <w:rPr>
+                <w:rFonts w:ascii="Courier New" w:hAnsi="Courier New"/>
+                <w:color w:val="F05922"/>
+                <w:sz w:val="20"/>
+              </w:rPr>
+              <w:t>!is_dispatcher</w:t>
+            </w:r>
+            <w:r>
+              <w:rPr>
+                <w:sz w:val="20"/>
+              </w:rPr>
+              <w:t xml:space="preserve"> trong </w:t>
+            </w:r>
+            <w:r>
+              <w:rPr>
+                <w:rFonts w:ascii="Courier New" w:hAnsi="Courier New"/>
+                <w:color w:val="F05922"/>
+                <w:sz w:val="20"/>
+              </w:rPr>
+              <w:t>hasHistory</w:t>
+            </w:r>
+            <w:r>
+              <w:rPr>
+                <w:sz w:val="20"/>
+              </w:rPr>
+              <w:t xml:space="preserve">, thêm nút vào </w:t>
+            </w:r>
+            <w:r>
+              <w:rPr>
+                <w:rFonts w:ascii="Courier New" w:hAnsi="Courier New"/>
+                <w:color w:val="F05922"/>
+                <w:sz w:val="20"/>
+              </w:rPr>
+              <w:t>DispatcherNode</w:t>
+            </w:r>
+            <w:r>
+              <w:rPr>
+                <w:sz w:val="20"/>
+              </w:rPr>
+              <w:t>. Test: 6 test mới + 266 pytest pass.</w:t>
+            </w:r>
+          </w:p>
+        </w:tc>
+        <w:tc>
+          <w:tcPr>
+            <w:tcW w:type="dxa" w:w="1938"/>
             <w:shd w:val="clear" w:color="auto" w:fill="B8B3D6"/>
             <w:tcBorders>
               <w:top w:val="single" w:sz="4" w:space="0" w:color="CBCBCB"/>
@@ -551,33 +472,13 @@
               <w:rPr>
                 <w:sz w:val="20"/>
               </w:rPr>
-              <w:t>Technical Design Sprint 6</w:t>
+              <w:t>senior-developer</w:t>
             </w:r>
           </w:p>
         </w:tc>
         <w:tc>
           <w:tcPr>
-            <w:tcW w:type="dxa" w:w="1615"/>
-            <w:shd w:val="clear" w:color="auto" w:fill="B8B3D6"/>
-            <w:tcBorders>
-              <w:top w:val="single" w:sz="4" w:space="0" w:color="CBCBCB"/>
-              <w:left w:val="single" w:sz="4" w:space="0" w:color="CBCBCB"/>
-              <w:bottom w:val="single" w:sz="4" w:space="0" w:color="CBCBCB"/>
-              <w:right w:val="single" w:sz="4" w:space="0" w:color="CBCBCB"/>
-            </w:tcBorders>
-          </w:tcPr>
-          <w:p>
-            <w:r>
-              <w:rPr>
-                <w:sz w:val="20"/>
-              </w:rPr>
-              <w:t>Tech Lead</w:t>
-            </w:r>
-          </w:p>
-        </w:tc>
-        <w:tc>
-          <w:tcPr>
-            <w:tcW w:type="dxa" w:w="1615"/>
+            <w:tcW w:type="dxa" w:w="1938"/>
             <w:shd w:val="clear" w:color="auto" w:fill="B8B3D6"/>
             <w:tcBorders>
               <w:top w:val="single" w:sz="4" w:space="0" w:color="CBCBCB"/>
@@ -597,7 +498,7 @@
         </w:tc>
         <w:tc>
           <w:tcPr>
-            <w:tcW w:type="dxa" w:w="1615"/>
+            <w:tcW w:type="dxa" w:w="1938"/>
             <w:shd w:val="clear" w:color="auto" w:fill="B8B3D6"/>
             <w:tcBorders>
               <w:top w:val="single" w:sz="4" w:space="0" w:color="CBCBCB"/>
@@ -611,14 +512,15 @@
               <w:rPr>
                 <w:sz w:val="20"/>
               </w:rPr>
-              <w:t>steps/STEP-9.1-tl-tdd-sprint6.md</w:t>
+              <w:t>2026-08-08 15:25</w:t>
             </w:r>
           </w:p>
         </w:tc>
+      </w:tr>
+      <w:tr>
         <w:tc>
           <w:tcPr>
-            <w:tcW w:type="dxa" w:w="1615"/>
-            <w:shd w:val="clear" w:color="auto" w:fill="B8B3D6"/>
+            <w:tcW w:type="dxa" w:w="1938"/>
             <w:tcBorders>
               <w:top w:val="single" w:sz="4" w:space="0" w:color="CBCBCB"/>
               <w:left w:val="single" w:sz="4" w:space="0" w:color="CBCBCB"/>
@@ -631,15 +533,95 @@
               <w:rPr>
                 <w:sz w:val="20"/>
               </w:rPr>
-              <w:t>2026-08-08 08:40</w:t>
+              <w:t>BUG-1-history-regression</w:t>
             </w:r>
           </w:p>
         </w:tc>
-      </w:tr>
-      <w:tr>
         <w:tc>
           <w:tcPr>
-            <w:tcW w:type="dxa" w:w="1615"/>
+            <w:tcW w:type="dxa" w:w="1938"/>
+            <w:tcBorders>
+              <w:top w:val="single" w:sz="4" w:space="0" w:color="CBCBCB"/>
+              <w:left w:val="single" w:sz="4" w:space="0" w:color="CBCBCB"/>
+              <w:bottom w:val="single" w:sz="4" w:space="0" w:color="CBCBCB"/>
+              <w:right w:val="single" w:sz="4" w:space="0" w:color="CBCBCB"/>
+            </w:tcBorders>
+          </w:tcPr>
+          <w:p>
+            <w:r>
+              <w:rPr>
+                <w:b/>
+                <w:sz w:val="20"/>
+              </w:rPr>
+              <w:t>Bug 1 — Regression hasHistory</w:t>
+            </w:r>
+            <w:r>
+              <w:rPr>
+                <w:sz w:val="20"/>
+              </w:rPr>
+              <w:t xml:space="preserve"> (FR-006-dispatcher): khôi phục </w:t>
+            </w:r>
+            <w:r>
+              <w:rPr>
+                <w:rFonts w:ascii="Courier New" w:hAnsi="Courier New"/>
+                <w:color w:val="F05922"/>
+                <w:sz w:val="20"/>
+              </w:rPr>
+              <w:t>hasHistory = is_dispatcher ? history.length&gt;0 : call_count&gt;=1</w:t>
+            </w:r>
+            <w:r>
+              <w:rPr>
+                <w:sz w:val="20"/>
+              </w:rPr>
+              <w:t xml:space="preserve">; HistoryPanel dùng </w:t>
+            </w:r>
+            <w:r>
+              <w:rPr>
+                <w:rFonts w:ascii="Courier New" w:hAnsi="Courier New"/>
+                <w:color w:val="F05922"/>
+                <w:sz w:val="20"/>
+              </w:rPr>
+              <w:t>fmtTokenDisplay</w:t>
+            </w:r>
+            <w:r>
+              <w:rPr>
+                <w:sz w:val="20"/>
+              </w:rPr>
+              <w:t xml:space="preserve"> (luôn "— tokens"), model placeholder "—" khi null cho non-dispatcher. Root cause: đổi sang </w:t>
+            </w:r>
+            <w:r>
+              <w:rPr>
+                <w:rFonts w:ascii="Courier New" w:hAnsi="Courier New"/>
+                <w:color w:val="F05922"/>
+                <w:sz w:val="20"/>
+              </w:rPr>
+              <w:t>history.length&gt;0</w:t>
+            </w:r>
+            <w:r>
+              <w:rPr>
+                <w:sz w:val="20"/>
+              </w:rPr>
+              <w:t xml:space="preserve"> cho ALL đã ẩn nút của regular roles khi mock data có </w:t>
+            </w:r>
+            <w:r>
+              <w:rPr>
+                <w:rFonts w:ascii="Courier New" w:hAnsi="Courier New"/>
+                <w:color w:val="F05922"/>
+                <w:sz w:val="20"/>
+              </w:rPr>
+              <w:t>history:[], call_count:1</w:t>
+            </w:r>
+            <w:r>
+              <w:rPr>
+                <w:sz w:val="20"/>
+              </w:rPr>
+              <w:t>.</w:t>
+            </w:r>
+          </w:p>
+        </w:tc>
+        <w:tc>
+          <w:tcPr>
+            <w:tcW w:type="dxa" w:w="1938"/>
             <w:tcBorders>
               <w:top w:val="single" w:sz="4" w:space="0" w:color="CBCBCB"/>
               <w:left w:val="single" w:sz="4" w:space="0" w:color="CBCBCB"/>
@@ -652,51 +634,13 @@
               <w:rPr>
                 <w:sz w:val="20"/>
               </w:rPr>
-              <w:t>9.2</w:t>
+              <w:t>senior-developer</w:t>
             </w:r>
           </w:p>
         </w:tc>
         <w:tc>
           <w:tcPr>
-            <w:tcW w:type="dxa" w:w="1615"/>
-            <w:tcBorders>
-              <w:top w:val="single" w:sz="4" w:space="0" w:color="CBCBCB"/>
-              <w:left w:val="single" w:sz="4" w:space="0" w:color="CBCBCB"/>
-              <w:bottom w:val="single" w:sz="4" w:space="0" w:color="CBCBCB"/>
-              <w:right w:val="single" w:sz="4" w:space="0" w:color="CBCBCB"/>
-            </w:tcBorders>
-          </w:tcPr>
-          <w:p>
-            <w:r>
-              <w:rPr>
-                <w:sz w:val="20"/>
-              </w:rPr>
-              <w:t>Backend implementation</w:t>
-            </w:r>
-          </w:p>
-        </w:tc>
-        <w:tc>
-          <w:tcPr>
-            <w:tcW w:type="dxa" w:w="1615"/>
-            <w:tcBorders>
-              <w:top w:val="single" w:sz="4" w:space="0" w:color="CBCBCB"/>
-              <w:left w:val="single" w:sz="4" w:space="0" w:color="CBCBCB"/>
-              <w:bottom w:val="single" w:sz="4" w:space="0" w:color="CBCBCB"/>
-              <w:right w:val="single" w:sz="4" w:space="0" w:color="CBCBCB"/>
-            </w:tcBorders>
-          </w:tcPr>
-          <w:p>
-            <w:r>
-              <w:rPr>
-                <w:sz w:val="20"/>
-              </w:rPr>
-              <w:t>Senior Developer</w:t>
-            </w:r>
-          </w:p>
-        </w:tc>
-        <w:tc>
-          <w:tcPr>
-            <w:tcW w:type="dxa" w:w="1615"/>
+            <w:tcW w:type="dxa" w:w="1938"/>
             <w:tcBorders>
               <w:top w:val="single" w:sz="4" w:space="0" w:color="CBCBCB"/>
               <w:left w:val="single" w:sz="4" w:space="0" w:color="CBCBCB"/>
@@ -715,7 +659,7 @@
         </w:tc>
         <w:tc>
           <w:tcPr>
-            <w:tcW w:type="dxa" w:w="1615"/>
+            <w:tcW w:type="dxa" w:w="1938"/>
             <w:tcBorders>
               <w:top w:val="single" w:sz="4" w:space="0" w:color="CBCBCB"/>
               <w:left w:val="single" w:sz="4" w:space="0" w:color="CBCBCB"/>
@@ -728,26 +672,7 @@
               <w:rPr>
                 <w:sz w:val="20"/>
               </w:rPr>
-              <w:t>steps/STEP-9.2-sd-backend.md</w:t>
-            </w:r>
-          </w:p>
-        </w:tc>
-        <w:tc>
-          <w:tcPr>
-            <w:tcW w:type="dxa" w:w="1615"/>
-            <w:tcBorders>
-              <w:top w:val="single" w:sz="4" w:space="0" w:color="CBCBCB"/>
-              <w:left w:val="single" w:sz="4" w:space="0" w:color="CBCBCB"/>
-              <w:bottom w:val="single" w:sz="4" w:space="0" w:color="CBCBCB"/>
-              <w:right w:val="single" w:sz="4" w:space="0" w:color="CBCBCB"/>
-            </w:tcBorders>
-          </w:tcPr>
-          <w:p>
-            <w:r>
-              <w:rPr>
-                <w:sz w:val="20"/>
-              </w:rPr>
-              <w:t>2026-08-08 08:58</w:t>
+              <w:t>2026-08-08 15:55</w:t>
             </w:r>
           </w:p>
         </w:tc>
@@ -755,7 +680,7 @@
       <w:tr>
         <w:tc>
           <w:tcPr>
-            <w:tcW w:type="dxa" w:w="1615"/>
+            <w:tcW w:type="dxa" w:w="1938"/>
             <w:shd w:val="clear" w:color="auto" w:fill="B8B3D6"/>
             <w:tcBorders>
               <w:top w:val="single" w:sz="4" w:space="0" w:color="CBCBCB"/>
@@ -769,13 +694,194 @@
               <w:rPr>
                 <w:sz w:val="20"/>
               </w:rPr>
-              <w:t>9.3</w:t>
+              <w:t>BUG-2-project-active-role</w:t>
             </w:r>
           </w:p>
         </w:tc>
         <w:tc>
           <w:tcPr>
-            <w:tcW w:type="dxa" w:w="1615"/>
+            <w:tcW w:type="dxa" w:w="1938"/>
+            <w:shd w:val="clear" w:color="auto" w:fill="B8B3D6"/>
+            <w:tcBorders>
+              <w:top w:val="single" w:sz="4" w:space="0" w:color="CBCBCB"/>
+              <w:left w:val="single" w:sz="4" w:space="0" w:color="CBCBCB"/>
+              <w:bottom w:val="single" w:sz="4" w:space="0" w:color="CBCBCB"/>
+              <w:right w:val="single" w:sz="4" w:space="0" w:color="CBCBCB"/>
+            </w:tcBorders>
+          </w:tcPr>
+          <w:p>
+            <w:r>
+              <w:rPr>
+                <w:b/>
+                <w:sz w:val="20"/>
+              </w:rPr>
+              <w:t>Bug 2 — Highlight role đang chạy trong Theo Dự án</w:t>
+            </w:r>
+            <w:r>
+              <w:rPr>
+                <w:sz w:val="20"/>
+              </w:rPr>
+              <w:t xml:space="preserve">: backend </w:t>
+            </w:r>
+            <w:r>
+              <w:rPr>
+                <w:rFonts w:ascii="Courier New" w:hAnsi="Courier New"/>
+                <w:color w:val="F05922"/>
+                <w:sz w:val="20"/>
+              </w:rPr>
+              <w:t>get_pipeline_aggregate</w:t>
+            </w:r>
+            <w:r>
+              <w:rPr>
+                <w:sz w:val="20"/>
+              </w:rPr>
+              <w:t xml:space="preserve"> thêm </w:t>
+            </w:r>
+            <w:r>
+              <w:rPr>
+                <w:rFonts w:ascii="Courier New" w:hAnsi="Courier New"/>
+                <w:color w:val="F05922"/>
+                <w:sz w:val="20"/>
+              </w:rPr>
+              <w:t>is_active</w:t>
+            </w:r>
+            <w:r>
+              <w:rPr>
+                <w:sz w:val="20"/>
+              </w:rPr>
+              <w:t xml:space="preserve"> vào từng </w:t>
+            </w:r>
+            <w:r>
+              <w:rPr>
+                <w:rFonts w:ascii="Courier New" w:hAnsi="Courier New"/>
+                <w:color w:val="F05922"/>
+                <w:sz w:val="20"/>
+              </w:rPr>
+              <w:t>project_roster</w:t>
+            </w:r>
+            <w:r>
+              <w:rPr>
+                <w:sz w:val="20"/>
+              </w:rPr>
+              <w:t xml:space="preserve"> item (backfill từ </w:t>
+            </w:r>
+            <w:r>
+              <w:rPr>
+                <w:rFonts w:ascii="Courier New" w:hAnsi="Courier New"/>
+                <w:color w:val="F05922"/>
+                <w:sz w:val="20"/>
+              </w:rPr>
+              <w:t>active_roles</w:t>
+            </w:r>
+            <w:r>
+              <w:rPr>
+                <w:sz w:val="20"/>
+              </w:rPr>
+              <w:t xml:space="preserve"> set sau khi build </w:t>
+            </w:r>
+            <w:r>
+              <w:rPr>
+                <w:rFonts w:ascii="Courier New" w:hAnsi="Courier New"/>
+                <w:color w:val="F05922"/>
+                <w:sz w:val="20"/>
+              </w:rPr>
+              <w:t>active_agents</w:t>
+            </w:r>
+            <w:r>
+              <w:rPr>
+                <w:sz w:val="20"/>
+              </w:rPr>
+              <w:t xml:space="preserve">); </w:t>
+            </w:r>
+            <w:r>
+              <w:rPr>
+                <w:rFonts w:ascii="Courier New" w:hAnsi="Courier New"/>
+                <w:color w:val="F05922"/>
+                <w:sz w:val="20"/>
+              </w:rPr>
+              <w:t>types/index.ts</w:t>
+            </w:r>
+            <w:r>
+              <w:rPr>
+                <w:sz w:val="20"/>
+              </w:rPr>
+              <w:t xml:space="preserve"> thêm </w:t>
+            </w:r>
+            <w:r>
+              <w:rPr>
+                <w:rFonts w:ascii="Courier New" w:hAnsi="Courier New"/>
+                <w:color w:val="F05922"/>
+                <w:sz w:val="20"/>
+              </w:rPr>
+              <w:t>is_active?: boolean</w:t>
+            </w:r>
+            <w:r>
+              <w:rPr>
+                <w:sz w:val="20"/>
+              </w:rPr>
+              <w:t xml:space="preserve"> vào </w:t>
+            </w:r>
+            <w:r>
+              <w:rPr>
+                <w:rFonts w:ascii="Courier New" w:hAnsi="Courier New"/>
+                <w:color w:val="F05922"/>
+                <w:sz w:val="20"/>
+              </w:rPr>
+              <w:t>ProjectRosterItem</w:t>
+            </w:r>
+            <w:r>
+              <w:rPr>
+                <w:sz w:val="20"/>
+              </w:rPr>
+              <w:t xml:space="preserve">; frontend </w:t>
+            </w:r>
+            <w:r>
+              <w:rPr>
+                <w:rFonts w:ascii="Courier New" w:hAnsi="Courier New"/>
+                <w:color w:val="F05922"/>
+                <w:sz w:val="20"/>
+              </w:rPr>
+              <w:t>ProjectPipelineRow</w:t>
+            </w:r>
+            <w:r>
+              <w:rPr>
+                <w:sz w:val="20"/>
+              </w:rPr>
+              <w:t xml:space="preserve"> dùng </w:t>
+            </w:r>
+            <w:r>
+              <w:rPr>
+                <w:rFonts w:ascii="Courier New" w:hAnsi="Courier New"/>
+                <w:color w:val="F05922"/>
+                <w:sz w:val="20"/>
+              </w:rPr>
+              <w:t>sub.is_active</w:t>
+            </w:r>
+            <w:r>
+              <w:rPr>
+                <w:sz w:val="20"/>
+              </w:rPr>
+              <w:t xml:space="preserve"> làm tín hiệu chính + fallback </w:t>
+            </w:r>
+            <w:r>
+              <w:rPr>
+                <w:rFonts w:ascii="Courier New" w:hAnsi="Courier New"/>
+                <w:color w:val="F05922"/>
+                <w:sz w:val="20"/>
+              </w:rPr>
+              <w:t>runningInstances.length&gt;0</w:t>
+            </w:r>
+            <w:r>
+              <w:rPr>
+                <w:sz w:val="20"/>
+              </w:rPr>
+              <w:t>.</w:t>
+            </w:r>
+          </w:p>
+        </w:tc>
+        <w:tc>
+          <w:tcPr>
+            <w:tcW w:type="dxa" w:w="1938"/>
             <w:shd w:val="clear" w:color="auto" w:fill="B8B3D6"/>
             <w:tcBorders>
               <w:top w:val="single" w:sz="4" w:space="0" w:color="CBCBCB"/>
@@ -789,33 +895,13 @@
               <w:rPr>
                 <w:sz w:val="20"/>
               </w:rPr>
-              <w:t>Frontend implementation</w:t>
+              <w:t>senior-developer</w:t>
             </w:r>
           </w:p>
         </w:tc>
         <w:tc>
           <w:tcPr>
-            <w:tcW w:type="dxa" w:w="1615"/>
-            <w:shd w:val="clear" w:color="auto" w:fill="B8B3D6"/>
-            <w:tcBorders>
-              <w:top w:val="single" w:sz="4" w:space="0" w:color="CBCBCB"/>
-              <w:left w:val="single" w:sz="4" w:space="0" w:color="CBCBCB"/>
-              <w:bottom w:val="single" w:sz="4" w:space="0" w:color="CBCBCB"/>
-              <w:right w:val="single" w:sz="4" w:space="0" w:color="CBCBCB"/>
-            </w:tcBorders>
-          </w:tcPr>
-          <w:p>
-            <w:r>
-              <w:rPr>
-                <w:sz w:val="20"/>
-              </w:rPr>
-              <w:t>Junior Developer</w:t>
-            </w:r>
-          </w:p>
-        </w:tc>
-        <w:tc>
-          <w:tcPr>
-            <w:tcW w:type="dxa" w:w="1615"/>
+            <w:tcW w:type="dxa" w:w="1938"/>
             <w:shd w:val="clear" w:color="auto" w:fill="B8B3D6"/>
             <w:tcBorders>
               <w:top w:val="single" w:sz="4" w:space="0" w:color="CBCBCB"/>
@@ -835,7 +921,7 @@
         </w:tc>
         <w:tc>
           <w:tcPr>
-            <w:tcW w:type="dxa" w:w="1615"/>
+            <w:tcW w:type="dxa" w:w="1938"/>
             <w:shd w:val="clear" w:color="auto" w:fill="B8B3D6"/>
             <w:tcBorders>
               <w:top w:val="single" w:sz="4" w:space="0" w:color="CBCBCB"/>
@@ -849,14 +935,15 @@
               <w:rPr>
                 <w:sz w:val="20"/>
               </w:rPr>
-              <w:t>steps/STEP-9.3-jd-frontend.md</w:t>
+              <w:t>2026-08-08 15:55</w:t>
             </w:r>
           </w:p>
         </w:tc>
+      </w:tr>
+      <w:tr>
         <w:tc>
           <w:tcPr>
-            <w:tcW w:type="dxa" w:w="1615"/>
-            <w:shd w:val="clear" w:color="auto" w:fill="B8B3D6"/>
+            <w:tcW w:type="dxa" w:w="1938"/>
             <w:tcBorders>
               <w:top w:val="single" w:sz="4" w:space="0" w:color="CBCBCB"/>
               <w:left w:val="single" w:sz="4" w:space="0" w:color="CBCBCB"/>
@@ -869,15 +956,193 @@
               <w:rPr>
                 <w:sz w:val="20"/>
               </w:rPr>
-              <w:t>2026-08-08 08:59</w:t>
+              <w:t>BUG-3-display-consistency</w:t>
             </w:r>
           </w:p>
         </w:tc>
-      </w:tr>
-      <w:tr>
         <w:tc>
           <w:tcPr>
-            <w:tcW w:type="dxa" w:w="1615"/>
+            <w:tcW w:type="dxa" w:w="1938"/>
+            <w:tcBorders>
+              <w:top w:val="single" w:sz="4" w:space="0" w:color="CBCBCB"/>
+              <w:left w:val="single" w:sz="4" w:space="0" w:color="CBCBCB"/>
+              <w:bottom w:val="single" w:sz="4" w:space="0" w:color="CBCBCB"/>
+              <w:right w:val="single" w:sz="4" w:space="0" w:color="CBCBCB"/>
+            </w:tcBorders>
+          </w:tcPr>
+          <w:p>
+            <w:r>
+              <w:rPr>
+                <w:b/>
+                <w:sz w:val="20"/>
+              </w:rPr>
+              <w:t>Bug 3 — Đồng bộ hiển thị 3 tab</w:t>
+            </w:r>
+            <w:r>
+              <w:rPr>
+                <w:sz w:val="20"/>
+              </w:rPr>
+              <w:t xml:space="preserve">: thêm </w:t>
+            </w:r>
+            <w:r>
+              <w:rPr>
+                <w:rFonts w:ascii="Courier New" w:hAnsi="Courier New"/>
+                <w:color w:val="F05922"/>
+                <w:sz w:val="20"/>
+              </w:rPr>
+              <w:t>fmtTokenDisplay(n)</w:t>
+            </w:r>
+            <w:r>
+              <w:rPr>
+                <w:sz w:val="20"/>
+              </w:rPr>
+              <w:t xml:space="preserve"> + </w:t>
+            </w:r>
+            <w:r>
+              <w:rPr>
+                <w:rFonts w:ascii="Courier New" w:hAnsi="Courier New"/>
+                <w:color w:val="F05922"/>
+                <w:sz w:val="20"/>
+              </w:rPr>
+              <w:t>fmtModelShort(m)</w:t>
+            </w:r>
+            <w:r>
+              <w:rPr>
+                <w:sz w:val="20"/>
+              </w:rPr>
+              <w:t xml:space="preserve"> vào </w:t>
+            </w:r>
+            <w:r>
+              <w:rPr>
+                <w:rFonts w:ascii="Courier New" w:hAnsi="Courier New"/>
+                <w:color w:val="F05922"/>
+                <w:sz w:val="20"/>
+              </w:rPr>
+              <w:t>format.ts</w:t>
+            </w:r>
+            <w:r>
+              <w:rPr>
+                <w:sz w:val="20"/>
+              </w:rPr>
+              <w:t xml:space="preserve"> (shared helpers); xóa </w:t>
+            </w:r>
+            <w:r>
+              <w:rPr>
+                <w:rFonts w:ascii="Courier New" w:hAnsi="Courier New"/>
+                <w:color w:val="F05922"/>
+                <w:sz w:val="20"/>
+              </w:rPr>
+              <w:t>shortModel()</w:t>
+            </w:r>
+            <w:r>
+              <w:rPr>
+                <w:sz w:val="20"/>
+              </w:rPr>
+              <w:t xml:space="preserve"> trùng lặp trong </w:t>
+            </w:r>
+            <w:r>
+              <w:rPr>
+                <w:rFonts w:ascii="Courier New" w:hAnsi="Courier New"/>
+                <w:color w:val="F05922"/>
+                <w:sz w:val="20"/>
+              </w:rPr>
+              <w:t>AgentRosterItem</w:t>
+            </w:r>
+            <w:r>
+              <w:rPr>
+                <w:sz w:val="20"/>
+              </w:rPr>
+              <w:t xml:space="preserve"> + </w:t>
+            </w:r>
+            <w:r>
+              <w:rPr>
+                <w:rFonts w:ascii="Courier New" w:hAnsi="Courier New"/>
+                <w:color w:val="F05922"/>
+                <w:sz w:val="20"/>
+              </w:rPr>
+              <w:t>AggregatePipelineView</w:t>
+            </w:r>
+            <w:r>
+              <w:rPr>
+                <w:sz w:val="20"/>
+              </w:rPr>
+              <w:t xml:space="preserve">; tất cả </w:t>
+            </w:r>
+            <w:r>
+              <w:rPr>
+                <w:rFonts w:ascii="Courier New" w:hAnsi="Courier New"/>
+                <w:color w:val="F05922"/>
+                <w:sz w:val="20"/>
+              </w:rPr>
+              <w:t>DoneSubagentNode</w:t>
+            </w:r>
+            <w:r>
+              <w:rPr>
+                <w:sz w:val="20"/>
+              </w:rPr>
+              <w:t>/</w:t>
+            </w:r>
+            <w:r>
+              <w:rPr>
+                <w:rFonts w:ascii="Courier New" w:hAnsi="Courier New"/>
+                <w:color w:val="F05922"/>
+                <w:sz w:val="20"/>
+              </w:rPr>
+              <w:t>DoneSubagentPipelineNode</w:t>
+            </w:r>
+            <w:r>
+              <w:rPr>
+                <w:sz w:val="20"/>
+              </w:rPr>
+              <w:t>/</w:t>
+            </w:r>
+            <w:r>
+              <w:rPr>
+                <w:rFonts w:ascii="Courier New" w:hAnsi="Courier New"/>
+                <w:color w:val="F05922"/>
+                <w:sz w:val="20"/>
+              </w:rPr>
+              <w:t>DispatcherPipelineNode</w:t>
+            </w:r>
+            <w:r>
+              <w:rPr>
+                <w:sz w:val="20"/>
+              </w:rPr>
+              <w:t>/</w:t>
+            </w:r>
+            <w:r>
+              <w:rPr>
+                <w:rFonts w:ascii="Courier New" w:hAnsi="Courier New"/>
+                <w:color w:val="F05922"/>
+                <w:sz w:val="20"/>
+              </w:rPr>
+              <w:t>ActiveSubagentPipelineNode</w:t>
+            </w:r>
+            <w:r>
+              <w:rPr>
+                <w:sz w:val="20"/>
+              </w:rPr>
+              <w:t xml:space="preserve"> dùng </w:t>
+            </w:r>
+            <w:r>
+              <w:rPr>
+                <w:rFonts w:ascii="Courier New" w:hAnsi="Courier New"/>
+                <w:color w:val="F05922"/>
+                <w:sz w:val="20"/>
+              </w:rPr>
+              <w:t>fmtTokenDisplay</w:t>
+            </w:r>
+            <w:r>
+              <w:rPr>
+                <w:sz w:val="20"/>
+              </w:rPr>
+              <w:t xml:space="preserve"> — luôn hiện "— tokens" khi zero thay vì để trống.</w:t>
+            </w:r>
+          </w:p>
+        </w:tc>
+        <w:tc>
+          <w:tcPr>
+            <w:tcW w:type="dxa" w:w="1938"/>
             <w:tcBorders>
               <w:top w:val="single" w:sz="4" w:space="0" w:color="CBCBCB"/>
               <w:left w:val="single" w:sz="4" w:space="0" w:color="CBCBCB"/>
@@ -890,51 +1155,13 @@
               <w:rPr>
                 <w:sz w:val="20"/>
               </w:rPr>
-              <w:t>9.4</w:t>
+              <w:t>senior-developer</w:t>
             </w:r>
           </w:p>
         </w:tc>
         <w:tc>
           <w:tcPr>
-            <w:tcW w:type="dxa" w:w="1615"/>
-            <w:tcBorders>
-              <w:top w:val="single" w:sz="4" w:space="0" w:color="CBCBCB"/>
-              <w:left w:val="single" w:sz="4" w:space="0" w:color="CBCBCB"/>
-              <w:bottom w:val="single" w:sz="4" w:space="0" w:color="CBCBCB"/>
-              <w:right w:val="single" w:sz="4" w:space="0" w:color="CBCBCB"/>
-            </w:tcBorders>
-          </w:tcPr>
-          <w:p>
-            <w:r>
-              <w:rPr>
-                <w:sz w:val="20"/>
-              </w:rPr>
-              <w:t>Code review &amp; Verification</w:t>
-            </w:r>
-          </w:p>
-        </w:tc>
-        <w:tc>
-          <w:tcPr>
-            <w:tcW w:type="dxa" w:w="1615"/>
-            <w:tcBorders>
-              <w:top w:val="single" w:sz="4" w:space="0" w:color="CBCBCB"/>
-              <w:left w:val="single" w:sz="4" w:space="0" w:color="CBCBCB"/>
-              <w:bottom w:val="single" w:sz="4" w:space="0" w:color="CBCBCB"/>
-              <w:right w:val="single" w:sz="4" w:space="0" w:color="CBCBCB"/>
-            </w:tcBorders>
-          </w:tcPr>
-          <w:p>
-            <w:r>
-              <w:rPr>
-                <w:sz w:val="20"/>
-              </w:rPr>
-              <w:t>Tech Lead</w:t>
-            </w:r>
-          </w:p>
-        </w:tc>
-        <w:tc>
-          <w:tcPr>
-            <w:tcW w:type="dxa" w:w="1615"/>
+            <w:tcW w:type="dxa" w:w="1938"/>
             <w:tcBorders>
               <w:top w:val="single" w:sz="4" w:space="0" w:color="CBCBCB"/>
               <w:left w:val="single" w:sz="4" w:space="0" w:color="CBCBCB"/>
@@ -953,7 +1180,7 @@
         </w:tc>
         <w:tc>
           <w:tcPr>
-            <w:tcW w:type="dxa" w:w="1615"/>
+            <w:tcW w:type="dxa" w:w="1938"/>
             <w:tcBorders>
               <w:top w:val="single" w:sz="4" w:space="0" w:color="CBCBCB"/>
               <w:left w:val="single" w:sz="4" w:space="0" w:color="CBCBCB"/>
@@ -966,26 +1193,7 @@
               <w:rPr>
                 <w:sz w:val="20"/>
               </w:rPr>
-              <w:t>-</w:t>
-            </w:r>
-          </w:p>
-        </w:tc>
-        <w:tc>
-          <w:tcPr>
-            <w:tcW w:type="dxa" w:w="1615"/>
-            <w:tcBorders>
-              <w:top w:val="single" w:sz="4" w:space="0" w:color="CBCBCB"/>
-              <w:left w:val="single" w:sz="4" w:space="0" w:color="CBCBCB"/>
-              <w:bottom w:val="single" w:sz="4" w:space="0" w:color="CBCBCB"/>
-              <w:right w:val="single" w:sz="4" w:space="0" w:color="CBCBCB"/>
-            </w:tcBorders>
-          </w:tcPr>
-          <w:p>
-            <w:r>
-              <w:rPr>
-                <w:sz w:val="20"/>
-              </w:rPr>
-              <w:t>2026-08-08 08:59</w:t>
+              <w:t>2026-08-08 15:55</w:t>
             </w:r>
           </w:p>
         </w:tc>
@@ -993,7 +1201,7 @@
       <w:tr>
         <w:tc>
           <w:tcPr>
-            <w:tcW w:type="dxa" w:w="1615"/>
+            <w:tcW w:type="dxa" w:w="1938"/>
             <w:shd w:val="clear" w:color="auto" w:fill="B8B3D6"/>
             <w:tcBorders>
               <w:top w:val="single" w:sz="4" w:space="0" w:color="CBCBCB"/>
@@ -1007,13 +1215,306 @@
               <w:rPr>
                 <w:sz w:val="20"/>
               </w:rPr>
-              <w:t>9.5</w:t>
+              <w:t>REFACTOR-db-split</w:t>
             </w:r>
           </w:p>
         </w:tc>
         <w:tc>
           <w:tcPr>
-            <w:tcW w:type="dxa" w:w="1615"/>
+            <w:tcW w:type="dxa" w:w="1938"/>
+            <w:shd w:val="clear" w:color="auto" w:fill="B8B3D6"/>
+            <w:tcBorders>
+              <w:top w:val="single" w:sz="4" w:space="0" w:color="CBCBCB"/>
+              <w:left w:val="single" w:sz="4" w:space="0" w:color="CBCBCB"/>
+              <w:bottom w:val="single" w:sz="4" w:space="0" w:color="CBCBCB"/>
+              <w:right w:val="single" w:sz="4" w:space="0" w:color="CBCBCB"/>
+            </w:tcBorders>
+          </w:tcPr>
+          <w:p>
+            <w:r>
+              <w:rPr>
+                <w:b/>
+                <w:sz w:val="20"/>
+              </w:rPr>
+              <w:t>Refactor code quality (không phải feature/bugfix)</w:t>
+            </w:r>
+            <w:r>
+              <w:rPr>
+                <w:sz w:val="20"/>
+              </w:rPr>
+              <w:t xml:space="preserve"> — tách </w:t>
+            </w:r>
+            <w:r>
+              <w:rPr>
+                <w:rFonts w:ascii="Courier New" w:hAnsi="Courier New"/>
+                <w:color w:val="F05922"/>
+                <w:sz w:val="20"/>
+              </w:rPr>
+              <w:t>backend/agent_dashboard/db.py</w:t>
+            </w:r>
+            <w:r>
+              <w:rPr>
+                <w:sz w:val="20"/>
+              </w:rPr>
+              <w:t xml:space="preserve"> (1598 dòng, gộp 6 nhóm trách nhiệm khác nhau) thành package </w:t>
+            </w:r>
+            <w:r>
+              <w:rPr>
+                <w:rFonts w:ascii="Courier New" w:hAnsi="Courier New"/>
+                <w:color w:val="F05922"/>
+                <w:sz w:val="20"/>
+              </w:rPr>
+              <w:t>db/</w:t>
+            </w:r>
+            <w:r>
+              <w:rPr>
+                <w:sz w:val="20"/>
+              </w:rPr>
+              <w:t xml:space="preserve"> gồm 6 module theo domain: </w:t>
+            </w:r>
+            <w:r>
+              <w:rPr>
+                <w:rFonts w:ascii="Courier New" w:hAnsi="Courier New"/>
+                <w:color w:val="F05922"/>
+                <w:sz w:val="20"/>
+              </w:rPr>
+              <w:t>schema.py</w:t>
+            </w:r>
+            <w:r>
+              <w:rPr>
+                <w:sz w:val="20"/>
+              </w:rPr>
+              <w:t xml:space="preserve"> (DDL+migrations+init), </w:t>
+            </w:r>
+            <w:r>
+              <w:rPr>
+                <w:rFonts w:ascii="Courier New" w:hAnsi="Courier New"/>
+                <w:color w:val="F05922"/>
+                <w:sz w:val="20"/>
+              </w:rPr>
+              <w:t>cursors.py</w:t>
+            </w:r>
+            <w:r>
+              <w:rPr>
+                <w:sz w:val="20"/>
+              </w:rPr>
+              <w:t xml:space="preserve">, </w:t>
+            </w:r>
+            <w:r>
+              <w:rPr>
+                <w:rFonts w:ascii="Courier New" w:hAnsi="Courier New"/>
+                <w:color w:val="F05922"/>
+                <w:sz w:val="20"/>
+              </w:rPr>
+              <w:t>sessions.py</w:t>
+            </w:r>
+            <w:r>
+              <w:rPr>
+                <w:sz w:val="20"/>
+              </w:rPr>
+              <w:t xml:space="preserve"> (CRUD+row shaper+list/history/detail/by-project), </w:t>
+            </w:r>
+            <w:r>
+              <w:rPr>
+                <w:rFonts w:ascii="Courier New" w:hAnsi="Courier New"/>
+                <w:color w:val="F05922"/>
+                <w:sz w:val="20"/>
+              </w:rPr>
+              <w:t>events.py</w:t>
+            </w:r>
+            <w:r>
+              <w:rPr>
+                <w:sz w:val="20"/>
+              </w:rPr>
+              <w:t xml:space="preserve"> (write path), </w:t>
+            </w:r>
+            <w:r>
+              <w:rPr>
+                <w:rFonts w:ascii="Courier New" w:hAnsi="Courier New"/>
+                <w:color w:val="F05922"/>
+                <w:sz w:val="20"/>
+              </w:rPr>
+              <w:t>chain.py</w:t>
+            </w:r>
+            <w:r>
+              <w:rPr>
+                <w:sz w:val="20"/>
+              </w:rPr>
+              <w:t xml:space="preserve"> (</w:t>
+            </w:r>
+            <w:r>
+              <w:rPr>
+                <w:rFonts w:ascii="Courier New" w:hAnsi="Courier New"/>
+                <w:color w:val="F05922"/>
+                <w:sz w:val="20"/>
+              </w:rPr>
+              <w:t>get_session_chain</w:t>
+            </w:r>
+            <w:r>
+              <w:rPr>
+                <w:sz w:val="20"/>
+              </w:rPr>
+              <w:t>+</w:t>
+            </w:r>
+            <w:r>
+              <w:rPr>
+                <w:rFonts w:ascii="Courier New" w:hAnsi="Courier New"/>
+                <w:color w:val="F05922"/>
+                <w:sz w:val="20"/>
+              </w:rPr>
+              <w:t>_backfill_chain_results</w:t>
+            </w:r>
+            <w:r>
+              <w:rPr>
+                <w:sz w:val="20"/>
+              </w:rPr>
+              <w:t xml:space="preserve">+dispatcher history — module phức tạp nhất, mới sửa nhiều lần), </w:t>
+            </w:r>
+            <w:r>
+              <w:rPr>
+                <w:rFonts w:ascii="Courier New" w:hAnsi="Courier New"/>
+                <w:color w:val="F05922"/>
+                <w:sz w:val="20"/>
+              </w:rPr>
+              <w:t>aggregate.py</w:t>
+            </w:r>
+            <w:r>
+              <w:rPr>
+                <w:sz w:val="20"/>
+              </w:rPr>
+              <w:t xml:space="preserve"> (</w:t>
+            </w:r>
+            <w:r>
+              <w:rPr>
+                <w:rFonts w:ascii="Courier New" w:hAnsi="Courier New"/>
+                <w:color w:val="F05922"/>
+                <w:sz w:val="20"/>
+              </w:rPr>
+              <w:t>get_pipeline_aggregate</w:t>
+            </w:r>
+            <w:r>
+              <w:rPr>
+                <w:sz w:val="20"/>
+              </w:rPr>
+              <w:t>+</w:t>
+            </w:r>
+            <w:r>
+              <w:rPr>
+                <w:rFonts w:ascii="Courier New" w:hAnsi="Courier New"/>
+                <w:color w:val="F05922"/>
+                <w:sz w:val="20"/>
+              </w:rPr>
+              <w:t>get_token_summary</w:t>
+            </w:r>
+            <w:r>
+              <w:rPr>
+                <w:sz w:val="20"/>
+              </w:rPr>
+              <w:t xml:space="preserve">). </w:t>
+            </w:r>
+            <w:r>
+              <w:rPr>
+                <w:rFonts w:ascii="Courier New" w:hAnsi="Courier New"/>
+                <w:color w:val="F05922"/>
+                <w:sz w:val="20"/>
+              </w:rPr>
+              <w:t>db/__init__.py</w:t>
+            </w:r>
+            <w:r>
+              <w:rPr>
+                <w:sz w:val="20"/>
+              </w:rPr>
+              <w:t xml:space="preserve"> re-export tất cả symbol public — mọi caller </w:t>
+            </w:r>
+            <w:r>
+              <w:rPr>
+                <w:rFonts w:ascii="Courier New" w:hAnsi="Courier New"/>
+                <w:color w:val="F05922"/>
+                <w:sz w:val="20"/>
+              </w:rPr>
+              <w:t>from .. import db as db_module</w:t>
+            </w:r>
+            <w:r>
+              <w:rPr>
+                <w:sz w:val="20"/>
+              </w:rPr>
+              <w:t xml:space="preserve"> + test patch </w:t>
+            </w:r>
+            <w:r>
+              <w:rPr>
+                <w:rFonts w:ascii="Courier New" w:hAnsi="Courier New"/>
+                <w:color w:val="F05922"/>
+                <w:sz w:val="20"/>
+              </w:rPr>
+              <w:t>agent_dashboard.db.X</w:t>
+            </w:r>
+            <w:r>
+              <w:rPr>
+                <w:sz w:val="20"/>
+              </w:rPr>
+              <w:t xml:space="preserve"> vẫn hoạt động không đổi. Behavior/logic không đổi (pure move). Test: 266/266 pytest pass. Server restart OK, endpoint </w:t>
+            </w:r>
+            <w:r>
+              <w:rPr>
+                <w:rFonts w:ascii="Courier New" w:hAnsi="Courier New"/>
+                <w:color w:val="F05922"/>
+                <w:sz w:val="20"/>
+              </w:rPr>
+              <w:t>/</w:t>
+            </w:r>
+            <w:r>
+              <w:rPr>
+                <w:sz w:val="20"/>
+              </w:rPr>
+              <w:t xml:space="preserve">, </w:t>
+            </w:r>
+            <w:r>
+              <w:rPr>
+                <w:rFonts w:ascii="Courier New" w:hAnsi="Courier New"/>
+                <w:color w:val="F05922"/>
+                <w:sz w:val="20"/>
+              </w:rPr>
+              <w:t>/api/sessions/by-project</w:t>
+            </w:r>
+            <w:r>
+              <w:rPr>
+                <w:sz w:val="20"/>
+              </w:rPr>
+              <w:t xml:space="preserve">, </w:t>
+            </w:r>
+            <w:r>
+              <w:rPr>
+                <w:rFonts w:ascii="Courier New" w:hAnsi="Courier New"/>
+                <w:color w:val="F05922"/>
+                <w:sz w:val="20"/>
+              </w:rPr>
+              <w:t>/api/pipeline/aggregate</w:t>
+            </w:r>
+            <w:r>
+              <w:rPr>
+                <w:sz w:val="20"/>
+              </w:rPr>
+              <w:t xml:space="preserve">, </w:t>
+            </w:r>
+            <w:r>
+              <w:rPr>
+                <w:rFonts w:ascii="Courier New" w:hAnsi="Courier New"/>
+                <w:color w:val="F05922"/>
+                <w:sz w:val="20"/>
+              </w:rPr>
+              <w:t>/api/sessions/{id}/chain</w:t>
+            </w:r>
+            <w:r>
+              <w:rPr>
+                <w:sz w:val="20"/>
+              </w:rPr>
+              <w:t xml:space="preserve"> đều 200 với payload đúng.</w:t>
+            </w:r>
+          </w:p>
+        </w:tc>
+        <w:tc>
+          <w:tcPr>
+            <w:tcW w:type="dxa" w:w="1938"/>
             <w:shd w:val="clear" w:color="auto" w:fill="B8B3D6"/>
             <w:tcBorders>
               <w:top w:val="single" w:sz="4" w:space="0" w:color="CBCBCB"/>
@@ -1027,33 +1528,13 @@
               <w:rPr>
                 <w:sz w:val="20"/>
               </w:rPr>
-              <w:t>UX/UI Review</w:t>
+              <w:t>tech-lead</w:t>
             </w:r>
           </w:p>
         </w:tc>
         <w:tc>
           <w:tcPr>
-            <w:tcW w:type="dxa" w:w="1615"/>
-            <w:shd w:val="clear" w:color="auto" w:fill="B8B3D6"/>
-            <w:tcBorders>
-              <w:top w:val="single" w:sz="4" w:space="0" w:color="CBCBCB"/>
-              <w:left w:val="single" w:sz="4" w:space="0" w:color="CBCBCB"/>
-              <w:bottom w:val="single" w:sz="4" w:space="0" w:color="CBCBCB"/>
-              <w:right w:val="single" w:sz="4" w:space="0" w:color="CBCBCB"/>
-            </w:tcBorders>
-          </w:tcPr>
-          <w:p>
-            <w:r>
-              <w:rPr>
-                <w:sz w:val="20"/>
-              </w:rPr>
-              <w:t>UX/UI Reviewer</w:t>
-            </w:r>
-          </w:p>
-        </w:tc>
-        <w:tc>
-          <w:tcPr>
-            <w:tcW w:type="dxa" w:w="1615"/>
+            <w:tcW w:type="dxa" w:w="1938"/>
             <w:shd w:val="clear" w:color="auto" w:fill="B8B3D6"/>
             <w:tcBorders>
               <w:top w:val="single" w:sz="4" w:space="0" w:color="CBCBCB"/>
@@ -1073,7 +1554,7 @@
         </w:tc>
         <w:tc>
           <w:tcPr>
-            <w:tcW w:type="dxa" w:w="1615"/>
+            <w:tcW w:type="dxa" w:w="1938"/>
             <w:shd w:val="clear" w:color="auto" w:fill="B8B3D6"/>
             <w:tcBorders>
               <w:top w:val="single" w:sz="4" w:space="0" w:color="CBCBCB"/>
@@ -1087,265 +1568,7 @@
               <w:rPr>
                 <w:sz w:val="20"/>
               </w:rPr>
-              <w:t>-</w:t>
-            </w:r>
-          </w:p>
-        </w:tc>
-        <w:tc>
-          <w:tcPr>
-            <w:tcW w:type="dxa" w:w="1615"/>
-            <w:shd w:val="clear" w:color="auto" w:fill="B8B3D6"/>
-            <w:tcBorders>
-              <w:top w:val="single" w:sz="4" w:space="0" w:color="CBCBCB"/>
-              <w:left w:val="single" w:sz="4" w:space="0" w:color="CBCBCB"/>
-              <w:bottom w:val="single" w:sz="4" w:space="0" w:color="CBCBCB"/>
-              <w:right w:val="single" w:sz="4" w:space="0" w:color="CBCBCB"/>
-            </w:tcBorders>
-          </w:tcPr>
-          <w:p>
-            <w:r>
-              <w:rPr>
-                <w:sz w:val="20"/>
-              </w:rPr>
-              <w:t>2026-08-08 08:59</w:t>
-            </w:r>
-          </w:p>
-        </w:tc>
-      </w:tr>
-      <w:tr>
-        <w:tc>
-          <w:tcPr>
-            <w:tcW w:type="dxa" w:w="1615"/>
-            <w:tcBorders>
-              <w:top w:val="single" w:sz="4" w:space="0" w:color="CBCBCB"/>
-              <w:left w:val="single" w:sz="4" w:space="0" w:color="CBCBCB"/>
-              <w:bottom w:val="single" w:sz="4" w:space="0" w:color="CBCBCB"/>
-              <w:right w:val="single" w:sz="4" w:space="0" w:color="CBCBCB"/>
-            </w:tcBorders>
-          </w:tcPr>
-          <w:p>
-            <w:r>
-              <w:rPr>
-                <w:sz w:val="20"/>
-              </w:rPr>
-              <w:t>9.6</w:t>
-            </w:r>
-          </w:p>
-        </w:tc>
-        <w:tc>
-          <w:tcPr>
-            <w:tcW w:type="dxa" w:w="1615"/>
-            <w:tcBorders>
-              <w:top w:val="single" w:sz="4" w:space="0" w:color="CBCBCB"/>
-              <w:left w:val="single" w:sz="4" w:space="0" w:color="CBCBCB"/>
-              <w:bottom w:val="single" w:sz="4" w:space="0" w:color="CBCBCB"/>
-              <w:right w:val="single" w:sz="4" w:space="0" w:color="CBCBCB"/>
-            </w:tcBorders>
-          </w:tcPr>
-          <w:p>
-            <w:r>
-              <w:rPr>
-                <w:sz w:val="20"/>
-              </w:rPr>
-              <w:t>QA Smoke Test</w:t>
-            </w:r>
-          </w:p>
-        </w:tc>
-        <w:tc>
-          <w:tcPr>
-            <w:tcW w:type="dxa" w:w="1615"/>
-            <w:tcBorders>
-              <w:top w:val="single" w:sz="4" w:space="0" w:color="CBCBCB"/>
-              <w:left w:val="single" w:sz="4" w:space="0" w:color="CBCBCB"/>
-              <w:bottom w:val="single" w:sz="4" w:space="0" w:color="CBCBCB"/>
-              <w:right w:val="single" w:sz="4" w:space="0" w:color="CBCBCB"/>
-            </w:tcBorders>
-          </w:tcPr>
-          <w:p>
-            <w:r>
-              <w:rPr>
-                <w:sz w:val="20"/>
-              </w:rPr>
-              <w:t>QA Engineer</w:t>
-            </w:r>
-          </w:p>
-        </w:tc>
-        <w:tc>
-          <w:tcPr>
-            <w:tcW w:type="dxa" w:w="1615"/>
-            <w:tcBorders>
-              <w:top w:val="single" w:sz="4" w:space="0" w:color="CBCBCB"/>
-              <w:left w:val="single" w:sz="4" w:space="0" w:color="CBCBCB"/>
-              <w:bottom w:val="single" w:sz="4" w:space="0" w:color="CBCBCB"/>
-              <w:right w:val="single" w:sz="4" w:space="0" w:color="CBCBCB"/>
-            </w:tcBorders>
-          </w:tcPr>
-          <w:p>
-            <w:r>
-              <w:rPr>
-                <w:sz w:val="20"/>
-              </w:rPr>
-              <w:t>✅</w:t>
-            </w:r>
-          </w:p>
-        </w:tc>
-        <w:tc>
-          <w:tcPr>
-            <w:tcW w:type="dxa" w:w="1615"/>
-            <w:tcBorders>
-              <w:top w:val="single" w:sz="4" w:space="0" w:color="CBCBCB"/>
-              <w:left w:val="single" w:sz="4" w:space="0" w:color="CBCBCB"/>
-              <w:bottom w:val="single" w:sz="4" w:space="0" w:color="CBCBCB"/>
-              <w:right w:val="single" w:sz="4" w:space="0" w:color="CBCBCB"/>
-            </w:tcBorders>
-          </w:tcPr>
-          <w:p>
-            <w:r>
-              <w:rPr>
-                <w:sz w:val="20"/>
-              </w:rPr>
-              <w:t>-</w:t>
-            </w:r>
-          </w:p>
-        </w:tc>
-        <w:tc>
-          <w:tcPr>
-            <w:tcW w:type="dxa" w:w="1615"/>
-            <w:tcBorders>
-              <w:top w:val="single" w:sz="4" w:space="0" w:color="CBCBCB"/>
-              <w:left w:val="single" w:sz="4" w:space="0" w:color="CBCBCB"/>
-              <w:bottom w:val="single" w:sz="4" w:space="0" w:color="CBCBCB"/>
-              <w:right w:val="single" w:sz="4" w:space="0" w:color="CBCBCB"/>
-            </w:tcBorders>
-          </w:tcPr>
-          <w:p>
-            <w:r>
-              <w:rPr>
-                <w:sz w:val="20"/>
-              </w:rPr>
-              <w:t>2026-08-08 08:59</w:t>
-            </w:r>
-          </w:p>
-        </w:tc>
-      </w:tr>
-      <w:tr>
-        <w:tc>
-          <w:tcPr>
-            <w:tcW w:type="dxa" w:w="1615"/>
-            <w:shd w:val="clear" w:color="auto" w:fill="B8B3D6"/>
-            <w:tcBorders>
-              <w:top w:val="single" w:sz="4" w:space="0" w:color="CBCBCB"/>
-              <w:left w:val="single" w:sz="4" w:space="0" w:color="CBCBCB"/>
-              <w:bottom w:val="single" w:sz="4" w:space="0" w:color="CBCBCB"/>
-              <w:right w:val="single" w:sz="4" w:space="0" w:color="CBCBCB"/>
-            </w:tcBorders>
-          </w:tcPr>
-          <w:p>
-            <w:r>
-              <w:rPr>
-                <w:sz w:val="20"/>
-              </w:rPr>
-              <w:t>9.7</w:t>
-            </w:r>
-          </w:p>
-        </w:tc>
-        <w:tc>
-          <w:tcPr>
-            <w:tcW w:type="dxa" w:w="1615"/>
-            <w:shd w:val="clear" w:color="auto" w:fill="B8B3D6"/>
-            <w:tcBorders>
-              <w:top w:val="single" w:sz="4" w:space="0" w:color="CBCBCB"/>
-              <w:left w:val="single" w:sz="4" w:space="0" w:color="CBCBCB"/>
-              <w:bottom w:val="single" w:sz="4" w:space="0" w:color="CBCBCB"/>
-              <w:right w:val="single" w:sz="4" w:space="0" w:color="CBCBCB"/>
-            </w:tcBorders>
-          </w:tcPr>
-          <w:p>
-            <w:r>
-              <w:rPr>
-                <w:sz w:val="20"/>
-              </w:rPr>
-              <w:t>Sign-off &amp; Completion</w:t>
-            </w:r>
-          </w:p>
-        </w:tc>
-        <w:tc>
-          <w:tcPr>
-            <w:tcW w:type="dxa" w:w="1615"/>
-            <w:shd w:val="clear" w:color="auto" w:fill="B8B3D6"/>
-            <w:tcBorders>
-              <w:top w:val="single" w:sz="4" w:space="0" w:color="CBCBCB"/>
-              <w:left w:val="single" w:sz="4" w:space="0" w:color="CBCBCB"/>
-              <w:bottom w:val="single" w:sz="4" w:space="0" w:color="CBCBCB"/>
-              <w:right w:val="single" w:sz="4" w:space="0" w:color="CBCBCB"/>
-            </w:tcBorders>
-          </w:tcPr>
-          <w:p>
-            <w:r>
-              <w:rPr>
-                <w:sz w:val="20"/>
-              </w:rPr>
-              <w:t>DevOps Lead</w:t>
-            </w:r>
-          </w:p>
-        </w:tc>
-        <w:tc>
-          <w:tcPr>
-            <w:tcW w:type="dxa" w:w="1615"/>
-            <w:shd w:val="clear" w:color="auto" w:fill="B8B3D6"/>
-            <w:tcBorders>
-              <w:top w:val="single" w:sz="4" w:space="0" w:color="CBCBCB"/>
-              <w:left w:val="single" w:sz="4" w:space="0" w:color="CBCBCB"/>
-              <w:bottom w:val="single" w:sz="4" w:space="0" w:color="CBCBCB"/>
-              <w:right w:val="single" w:sz="4" w:space="0" w:color="CBCBCB"/>
-            </w:tcBorders>
-          </w:tcPr>
-          <w:p>
-            <w:r>
-              <w:rPr>
-                <w:sz w:val="20"/>
-              </w:rPr>
-              <w:t>✅</w:t>
-            </w:r>
-          </w:p>
-        </w:tc>
-        <w:tc>
-          <w:tcPr>
-            <w:tcW w:type="dxa" w:w="1615"/>
-            <w:shd w:val="clear" w:color="auto" w:fill="B8B3D6"/>
-            <w:tcBorders>
-              <w:top w:val="single" w:sz="4" w:space="0" w:color="CBCBCB"/>
-              <w:left w:val="single" w:sz="4" w:space="0" w:color="CBCBCB"/>
-              <w:bottom w:val="single" w:sz="4" w:space="0" w:color="CBCBCB"/>
-              <w:right w:val="single" w:sz="4" w:space="0" w:color="CBCBCB"/>
-            </w:tcBorders>
-          </w:tcPr>
-          <w:p>
-            <w:r>
-              <w:rPr>
-                <w:sz w:val="20"/>
-              </w:rPr>
-              <w:t>-</w:t>
-            </w:r>
-          </w:p>
-        </w:tc>
-        <w:tc>
-          <w:tcPr>
-            <w:tcW w:type="dxa" w:w="1615"/>
-            <w:shd w:val="clear" w:color="auto" w:fill="B8B3D6"/>
-            <w:tcBorders>
-              <w:top w:val="single" w:sz="4" w:space="0" w:color="CBCBCB"/>
-              <w:left w:val="single" w:sz="4" w:space="0" w:color="CBCBCB"/>
-              <w:bottom w:val="single" w:sz="4" w:space="0" w:color="CBCBCB"/>
-              <w:right w:val="single" w:sz="4" w:space="0" w:color="CBCBCB"/>
-            </w:tcBorders>
-          </w:tcPr>
-          <w:p>
-            <w:r>
-              <w:rPr>
-                <w:sz w:val="20"/>
-              </w:rPr>
-              <w:t>2026-08-08 08:59</w:t>
+              <w:t>2026-08-08 16:30</w:t>
             </w:r>
           </w:p>
         </w:tc>
@@ -1370,52 +1593,721 @@
           <w:color w:val="F05922"/>
           <w:sz w:val="28"/>
         </w:rPr>
-        <w:t>Verification Plan</w:t>
+        <w:t>Lịch sử cập nhật</w:t>
       </w:r>
     </w:p>
-    <w:p>
-      <w:pPr>
-        <w:pStyle w:val="Heading3"/>
-        <w:spacing w:before="160" w:after="60"/>
-      </w:pPr>
-      <w:r>
-        <w:rPr>
-          <w:color w:val="4A3F8C"/>
-          <w:sz w:val="24"/>
-        </w:rPr>
-        <w:t>Automated Tests</w:t>
-      </w:r>
-    </w:p>
-    <w:p>
-      <w:pPr>
-        <w:pStyle w:val="ListBullet"/>
-        <w:spacing w:after="20"/>
-        <w:ind w:left="283"/>
-      </w:pPr>
-      <w:r>
-        <w:rPr>
-          <w:rFonts w:ascii="Courier New" w:hAnsi="Courier New"/>
-          <w:color w:val="F05922"/>
-          <w:sz w:val="21"/>
-        </w:rPr>
-        <w:t>pytest backend/tests/</w:t>
-      </w:r>
-    </w:p>
-    <w:p>
-      <w:pPr>
-        <w:pStyle w:val="ListBullet"/>
-        <w:spacing w:after="20"/>
-        <w:ind w:left="283"/>
-      </w:pPr>
-      <w:r>
-        <w:rPr>
-          <w:rFonts w:ascii="Courier New" w:hAnsi="Courier New"/>
-          <w:color w:val="F05922"/>
-          <w:sz w:val="21"/>
-        </w:rPr>
-        <w:t>cd frontend &amp;&amp; npm run build</w:t>
-      </w:r>
-    </w:p>
+    <w:tbl>
+      <w:tblPr>
+        <w:tblStyle w:val="TableGrid"/>
+        <w:tblW w:type="auto" w:w="0"/>
+        <w:tblLook w:firstColumn="1" w:firstRow="1" w:lastColumn="0" w:lastRow="0" w:noHBand="0" w:noVBand="1" w:val="04A0"/>
+      </w:tblPr>
+      <w:tblGrid>
+        <w:gridCol w:w="2422"/>
+        <w:gridCol w:w="2422"/>
+        <w:gridCol w:w="2422"/>
+        <w:gridCol w:w="2422"/>
+      </w:tblGrid>
+      <w:tr>
+        <w:tc>
+          <w:tcPr>
+            <w:tcW w:type="dxa" w:w="2422"/>
+            <w:shd w:val="clear" w:color="auto" w:fill="251C53"/>
+            <w:tcBorders>
+              <w:top w:val="single" w:sz="4" w:space="0" w:color="251C53"/>
+              <w:left w:val="single" w:sz="4" w:space="0" w:color="251C53"/>
+              <w:bottom w:val="single" w:sz="4" w:space="0" w:color="251C53"/>
+              <w:right w:val="single" w:sz="4" w:space="0" w:color="251C53"/>
+            </w:tcBorders>
+          </w:tcPr>
+          <w:p>
+            <w:r>
+              <w:rPr>
+                <w:b/>
+                <w:color w:val="FFFFFF"/>
+                <w:sz w:val="20"/>
+              </w:rPr>
+              <w:t>Ngày</w:t>
+            </w:r>
+          </w:p>
+        </w:tc>
+        <w:tc>
+          <w:tcPr>
+            <w:tcW w:type="dxa" w:w="2422"/>
+            <w:shd w:val="clear" w:color="auto" w:fill="251C53"/>
+            <w:tcBorders>
+              <w:top w:val="single" w:sz="4" w:space="0" w:color="251C53"/>
+              <w:left w:val="single" w:sz="4" w:space="0" w:color="251C53"/>
+              <w:bottom w:val="single" w:sz="4" w:space="0" w:color="251C53"/>
+              <w:right w:val="single" w:sz="4" w:space="0" w:color="251C53"/>
+            </w:tcBorders>
+          </w:tcPr>
+          <w:p>
+            <w:r>
+              <w:rPr>
+                <w:b/>
+                <w:color w:val="FFFFFF"/>
+                <w:sz w:val="20"/>
+              </w:rPr>
+              <w:t>Phiên bản</w:t>
+            </w:r>
+          </w:p>
+        </w:tc>
+        <w:tc>
+          <w:tcPr>
+            <w:tcW w:type="dxa" w:w="2422"/>
+            <w:shd w:val="clear" w:color="auto" w:fill="251C53"/>
+            <w:tcBorders>
+              <w:top w:val="single" w:sz="4" w:space="0" w:color="251C53"/>
+              <w:left w:val="single" w:sz="4" w:space="0" w:color="251C53"/>
+              <w:bottom w:val="single" w:sz="4" w:space="0" w:color="251C53"/>
+              <w:right w:val="single" w:sz="4" w:space="0" w:color="251C53"/>
+            </w:tcBorders>
+          </w:tcPr>
+          <w:p>
+            <w:r>
+              <w:rPr>
+                <w:b/>
+                <w:color w:val="FFFFFF"/>
+                <w:sz w:val="20"/>
+              </w:rPr>
+              <w:t>Thay đổi</w:t>
+            </w:r>
+          </w:p>
+        </w:tc>
+        <w:tc>
+          <w:tcPr>
+            <w:tcW w:type="dxa" w:w="2422"/>
+            <w:shd w:val="clear" w:color="auto" w:fill="251C53"/>
+            <w:tcBorders>
+              <w:top w:val="single" w:sz="4" w:space="0" w:color="251C53"/>
+              <w:left w:val="single" w:sz="4" w:space="0" w:color="251C53"/>
+              <w:bottom w:val="single" w:sz="4" w:space="0" w:color="251C53"/>
+              <w:right w:val="single" w:sz="4" w:space="0" w:color="251C53"/>
+            </w:tcBorders>
+          </w:tcPr>
+          <w:p>
+            <w:r>
+              <w:rPr>
+                <w:b/>
+                <w:color w:val="FFFFFF"/>
+                <w:sz w:val="20"/>
+              </w:rPr>
+              <w:t>Agent</w:t>
+            </w:r>
+          </w:p>
+        </w:tc>
+      </w:tr>
+      <w:tr>
+        <w:tc>
+          <w:tcPr>
+            <w:tcW w:type="dxa" w:w="2422"/>
+            <w:tcBorders>
+              <w:top w:val="single" w:sz="4" w:space="0" w:color="CBCBCB"/>
+              <w:left w:val="single" w:sz="4" w:space="0" w:color="CBCBCB"/>
+              <w:bottom w:val="single" w:sz="4" w:space="0" w:color="CBCBCB"/>
+              <w:right w:val="single" w:sz="4" w:space="0" w:color="CBCBCB"/>
+            </w:tcBorders>
+          </w:tcPr>
+          <w:p>
+            <w:r>
+              <w:rPr>
+                <w:sz w:val="20"/>
+              </w:rPr>
+              <w:t>------</w:t>
+            </w:r>
+          </w:p>
+        </w:tc>
+        <w:tc>
+          <w:tcPr>
+            <w:tcW w:type="dxa" w:w="2422"/>
+            <w:tcBorders>
+              <w:top w:val="single" w:sz="4" w:space="0" w:color="CBCBCB"/>
+              <w:left w:val="single" w:sz="4" w:space="0" w:color="CBCBCB"/>
+              <w:bottom w:val="single" w:sz="4" w:space="0" w:color="CBCBCB"/>
+              <w:right w:val="single" w:sz="4" w:space="0" w:color="CBCBCB"/>
+            </w:tcBorders>
+          </w:tcPr>
+          <w:p>
+            <w:r>
+              <w:rPr>
+                <w:sz w:val="20"/>
+              </w:rPr>
+              <w:t>-----------</w:t>
+            </w:r>
+          </w:p>
+        </w:tc>
+        <w:tc>
+          <w:tcPr>
+            <w:tcW w:type="dxa" w:w="2422"/>
+            <w:tcBorders>
+              <w:top w:val="single" w:sz="4" w:space="0" w:color="CBCBCB"/>
+              <w:left w:val="single" w:sz="4" w:space="0" w:color="CBCBCB"/>
+              <w:bottom w:val="single" w:sz="4" w:space="0" w:color="CBCBCB"/>
+              <w:right w:val="single" w:sz="4" w:space="0" w:color="CBCBCB"/>
+            </w:tcBorders>
+          </w:tcPr>
+          <w:p>
+            <w:r>
+              <w:rPr>
+                <w:sz w:val="20"/>
+              </w:rPr>
+              <w:t>----------</w:t>
+            </w:r>
+          </w:p>
+        </w:tc>
+        <w:tc>
+          <w:tcPr>
+            <w:tcW w:type="dxa" w:w="2422"/>
+            <w:tcBorders>
+              <w:top w:val="single" w:sz="4" w:space="0" w:color="CBCBCB"/>
+              <w:left w:val="single" w:sz="4" w:space="0" w:color="CBCBCB"/>
+              <w:bottom w:val="single" w:sz="4" w:space="0" w:color="CBCBCB"/>
+              <w:right w:val="single" w:sz="4" w:space="0" w:color="CBCBCB"/>
+            </w:tcBorders>
+          </w:tcPr>
+          <w:p>
+            <w:r>
+              <w:rPr>
+                <w:sz w:val="20"/>
+              </w:rPr>
+              <w:t>-------</w:t>
+            </w:r>
+          </w:p>
+        </w:tc>
+      </w:tr>
+      <w:tr>
+        <w:tc>
+          <w:tcPr>
+            <w:tcW w:type="dxa" w:w="2422"/>
+            <w:shd w:val="clear" w:color="auto" w:fill="B8B3D6"/>
+            <w:tcBorders>
+              <w:top w:val="single" w:sz="4" w:space="0" w:color="CBCBCB"/>
+              <w:left w:val="single" w:sz="4" w:space="0" w:color="CBCBCB"/>
+              <w:bottom w:val="single" w:sz="4" w:space="0" w:color="CBCBCB"/>
+              <w:right w:val="single" w:sz="4" w:space="0" w:color="CBCBCB"/>
+            </w:tcBorders>
+          </w:tcPr>
+          <w:p>
+            <w:r>
+              <w:rPr>
+                <w:sz w:val="20"/>
+              </w:rPr>
+              <w:t>2026-08-08</w:t>
+            </w:r>
+          </w:p>
+        </w:tc>
+        <w:tc>
+          <w:tcPr>
+            <w:tcW w:type="dxa" w:w="2422"/>
+            <w:shd w:val="clear" w:color="auto" w:fill="B8B3D6"/>
+            <w:tcBorders>
+              <w:top w:val="single" w:sz="4" w:space="0" w:color="CBCBCB"/>
+              <w:left w:val="single" w:sz="4" w:space="0" w:color="CBCBCB"/>
+              <w:bottom w:val="single" w:sz="4" w:space="0" w:color="CBCBCB"/>
+              <w:right w:val="single" w:sz="4" w:space="0" w:color="CBCBCB"/>
+            </w:tcBorders>
+          </w:tcPr>
+          <w:p>
+            <w:r>
+              <w:rPr>
+                <w:sz w:val="20"/>
+              </w:rPr>
+              <w:t>v1.0</w:t>
+            </w:r>
+          </w:p>
+        </w:tc>
+        <w:tc>
+          <w:tcPr>
+            <w:tcW w:type="dxa" w:w="2422"/>
+            <w:shd w:val="clear" w:color="auto" w:fill="B8B3D6"/>
+            <w:tcBorders>
+              <w:top w:val="single" w:sz="4" w:space="0" w:color="CBCBCB"/>
+              <w:left w:val="single" w:sz="4" w:space="0" w:color="CBCBCB"/>
+              <w:bottom w:val="single" w:sz="4" w:space="0" w:color="CBCBCB"/>
+              <w:right w:val="single" w:sz="4" w:space="0" w:color="CBCBCB"/>
+            </w:tcBorders>
+          </w:tcPr>
+          <w:p>
+            <w:r>
+              <w:rPr>
+                <w:sz w:val="20"/>
+              </w:rPr>
+              <w:t>Tạo plan; FR-006-dispatcher Done</w:t>
+            </w:r>
+          </w:p>
+        </w:tc>
+        <w:tc>
+          <w:tcPr>
+            <w:tcW w:type="dxa" w:w="2422"/>
+            <w:shd w:val="clear" w:color="auto" w:fill="B8B3D6"/>
+            <w:tcBorders>
+              <w:top w:val="single" w:sz="4" w:space="0" w:color="CBCBCB"/>
+              <w:left w:val="single" w:sz="4" w:space="0" w:color="CBCBCB"/>
+              <w:bottom w:val="single" w:sz="4" w:space="0" w:color="CBCBCB"/>
+              <w:right w:val="single" w:sz="4" w:space="0" w:color="CBCBCB"/>
+            </w:tcBorders>
+          </w:tcPr>
+          <w:p>
+            <w:r>
+              <w:rPr>
+                <w:sz w:val="20"/>
+              </w:rPr>
+              <w:t>senior-developer</w:t>
+            </w:r>
+          </w:p>
+        </w:tc>
+      </w:tr>
+      <w:tr>
+        <w:tc>
+          <w:tcPr>
+            <w:tcW w:type="dxa" w:w="2422"/>
+            <w:tcBorders>
+              <w:top w:val="single" w:sz="4" w:space="0" w:color="CBCBCB"/>
+              <w:left w:val="single" w:sz="4" w:space="0" w:color="CBCBCB"/>
+              <w:bottom w:val="single" w:sz="4" w:space="0" w:color="CBCBCB"/>
+              <w:right w:val="single" w:sz="4" w:space="0" w:color="CBCBCB"/>
+            </w:tcBorders>
+          </w:tcPr>
+          <w:p>
+            <w:r>
+              <w:rPr>
+                <w:sz w:val="20"/>
+              </w:rPr>
+              <w:t>2026-08-08</w:t>
+            </w:r>
+          </w:p>
+        </w:tc>
+        <w:tc>
+          <w:tcPr>
+            <w:tcW w:type="dxa" w:w="2422"/>
+            <w:tcBorders>
+              <w:top w:val="single" w:sz="4" w:space="0" w:color="CBCBCB"/>
+              <w:left w:val="single" w:sz="4" w:space="0" w:color="CBCBCB"/>
+              <w:bottom w:val="single" w:sz="4" w:space="0" w:color="CBCBCB"/>
+              <w:right w:val="single" w:sz="4" w:space="0" w:color="CBCBCB"/>
+            </w:tcBorders>
+          </w:tcPr>
+          <w:p>
+            <w:r>
+              <w:rPr>
+                <w:sz w:val="20"/>
+              </w:rPr>
+              <w:t>v1.1</w:t>
+            </w:r>
+          </w:p>
+        </w:tc>
+        <w:tc>
+          <w:tcPr>
+            <w:tcW w:type="dxa" w:w="2422"/>
+            <w:tcBorders>
+              <w:top w:val="single" w:sz="4" w:space="0" w:color="CBCBCB"/>
+              <w:left w:val="single" w:sz="4" w:space="0" w:color="CBCBCB"/>
+              <w:bottom w:val="single" w:sz="4" w:space="0" w:color="CBCBCB"/>
+              <w:right w:val="single" w:sz="4" w:space="0" w:color="CBCBCB"/>
+            </w:tcBorders>
+          </w:tcPr>
+          <w:p>
+            <w:r>
+              <w:rPr>
+                <w:sz w:val="20"/>
+              </w:rPr>
+              <w:t>BUG-1/2/3 Done — 3 bugfixes: regression hasHistory + is_active project roster + shared display helpers</w:t>
+            </w:r>
+          </w:p>
+        </w:tc>
+        <w:tc>
+          <w:tcPr>
+            <w:tcW w:type="dxa" w:w="2422"/>
+            <w:tcBorders>
+              <w:top w:val="single" w:sz="4" w:space="0" w:color="CBCBCB"/>
+              <w:left w:val="single" w:sz="4" w:space="0" w:color="CBCBCB"/>
+              <w:bottom w:val="single" w:sz="4" w:space="0" w:color="CBCBCB"/>
+              <w:right w:val="single" w:sz="4" w:space="0" w:color="CBCBCB"/>
+            </w:tcBorders>
+          </w:tcPr>
+          <w:p>
+            <w:r>
+              <w:rPr>
+                <w:sz w:val="20"/>
+              </w:rPr>
+              <w:t>senior-developer</w:t>
+            </w:r>
+          </w:p>
+        </w:tc>
+      </w:tr>
+      <w:tr>
+        <w:tc>
+          <w:tcPr>
+            <w:tcW w:type="dxa" w:w="2422"/>
+            <w:shd w:val="clear" w:color="auto" w:fill="B8B3D6"/>
+            <w:tcBorders>
+              <w:top w:val="single" w:sz="4" w:space="0" w:color="CBCBCB"/>
+              <w:left w:val="single" w:sz="4" w:space="0" w:color="CBCBCB"/>
+              <w:bottom w:val="single" w:sz="4" w:space="0" w:color="CBCBCB"/>
+              <w:right w:val="single" w:sz="4" w:space="0" w:color="CBCBCB"/>
+            </w:tcBorders>
+          </w:tcPr>
+          <w:p>
+            <w:r>
+              <w:rPr>
+                <w:sz w:val="20"/>
+              </w:rPr>
+              <w:t>2026-08-08</w:t>
+            </w:r>
+          </w:p>
+        </w:tc>
+        <w:tc>
+          <w:tcPr>
+            <w:tcW w:type="dxa" w:w="2422"/>
+            <w:shd w:val="clear" w:color="auto" w:fill="B8B3D6"/>
+            <w:tcBorders>
+              <w:top w:val="single" w:sz="4" w:space="0" w:color="CBCBCB"/>
+              <w:left w:val="single" w:sz="4" w:space="0" w:color="CBCBCB"/>
+              <w:bottom w:val="single" w:sz="4" w:space="0" w:color="CBCBCB"/>
+              <w:right w:val="single" w:sz="4" w:space="0" w:color="CBCBCB"/>
+            </w:tcBorders>
+          </w:tcPr>
+          <w:p>
+            <w:r>
+              <w:rPr>
+                <w:sz w:val="20"/>
+              </w:rPr>
+              <w:t>v1.3</w:t>
+            </w:r>
+          </w:p>
+        </w:tc>
+        <w:tc>
+          <w:tcPr>
+            <w:tcW w:type="dxa" w:w="2422"/>
+            <w:shd w:val="clear" w:color="auto" w:fill="B8B3D6"/>
+            <w:tcBorders>
+              <w:top w:val="single" w:sz="4" w:space="0" w:color="CBCBCB"/>
+              <w:left w:val="single" w:sz="4" w:space="0" w:color="CBCBCB"/>
+              <w:bottom w:val="single" w:sz="4" w:space="0" w:color="CBCBCB"/>
+              <w:right w:val="single" w:sz="4" w:space="0" w:color="CBCBCB"/>
+            </w:tcBorders>
+          </w:tcPr>
+          <w:p>
+            <w:r>
+              <w:rPr>
+                <w:sz w:val="20"/>
+              </w:rPr>
+              <w:t xml:space="preserve">REFACTOR-db-split ✅ — tách </w:t>
+            </w:r>
+            <w:r>
+              <w:rPr>
+                <w:rFonts w:ascii="Courier New" w:hAnsi="Courier New"/>
+                <w:color w:val="F05922"/>
+                <w:sz w:val="20"/>
+              </w:rPr>
+              <w:t>db.py</w:t>
+            </w:r>
+            <w:r>
+              <w:rPr>
+                <w:sz w:val="20"/>
+              </w:rPr>
+              <w:t xml:space="preserve"> 1598 dòng → package 6 module theo domain; re-export backward compatible; 266/266 pytest pass; server OK. Đây là refactor code quality (SRP), không phải feature/bugfix — không thay đổi behavior, chỉ chia nhỏ file để dễ maintain. Frontend: 3 file lớn (AggregatePipelineView 746 dòng / mockData 581 / AgentRosterItem 440) — mockData không cần tách (data thuần), 2 file kia có sub-component tách được nhưng effort vừa/cao và cấu trúc hiện tại vẫn coherent → ghi backlog, không làm trong session này.</w:t>
+            </w:r>
+          </w:p>
+        </w:tc>
+        <w:tc>
+          <w:tcPr>
+            <w:tcW w:type="dxa" w:w="2422"/>
+            <w:shd w:val="clear" w:color="auto" w:fill="B8B3D6"/>
+            <w:tcBorders>
+              <w:top w:val="single" w:sz="4" w:space="0" w:color="CBCBCB"/>
+              <w:left w:val="single" w:sz="4" w:space="0" w:color="CBCBCB"/>
+              <w:bottom w:val="single" w:sz="4" w:space="0" w:color="CBCBCB"/>
+              <w:right w:val="single" w:sz="4" w:space="0" w:color="CBCBCB"/>
+            </w:tcBorders>
+          </w:tcPr>
+          <w:p>
+            <w:r>
+              <w:rPr>
+                <w:sz w:val="20"/>
+              </w:rPr>
+              <w:t>tech-lead</w:t>
+            </w:r>
+          </w:p>
+        </w:tc>
+      </w:tr>
+      <w:tr>
+        <w:tc>
+          <w:tcPr>
+            <w:tcW w:type="dxa" w:w="2422"/>
+            <w:tcBorders>
+              <w:top w:val="single" w:sz="4" w:space="0" w:color="CBCBCB"/>
+              <w:left w:val="single" w:sz="4" w:space="0" w:color="CBCBCB"/>
+              <w:bottom w:val="single" w:sz="4" w:space="0" w:color="CBCBCB"/>
+              <w:right w:val="single" w:sz="4" w:space="0" w:color="CBCBCB"/>
+            </w:tcBorders>
+          </w:tcPr>
+          <w:p>
+            <w:r>
+              <w:rPr>
+                <w:sz w:val="20"/>
+              </w:rPr>
+              <w:t>2026-08-08</w:t>
+            </w:r>
+          </w:p>
+        </w:tc>
+        <w:tc>
+          <w:tcPr>
+            <w:tcW w:type="dxa" w:w="2422"/>
+            <w:tcBorders>
+              <w:top w:val="single" w:sz="4" w:space="0" w:color="CBCBCB"/>
+              <w:left w:val="single" w:sz="4" w:space="0" w:color="CBCBCB"/>
+              <w:bottom w:val="single" w:sz="4" w:space="0" w:color="CBCBCB"/>
+              <w:right w:val="single" w:sz="4" w:space="0" w:color="CBCBCB"/>
+            </w:tcBorders>
+          </w:tcPr>
+          <w:p>
+            <w:r>
+              <w:rPr>
+                <w:sz w:val="20"/>
+              </w:rPr>
+              <w:t>v1.2</w:t>
+            </w:r>
+          </w:p>
+        </w:tc>
+        <w:tc>
+          <w:tcPr>
+            <w:tcW w:type="dxa" w:w="2422"/>
+            <w:tcBorders>
+              <w:top w:val="single" w:sz="4" w:space="0" w:color="CBCBCB"/>
+              <w:left w:val="single" w:sz="4" w:space="0" w:color="CBCBCB"/>
+              <w:bottom w:val="single" w:sz="4" w:space="0" w:color="CBCBCB"/>
+              <w:right w:val="single" w:sz="4" w:space="0" w:color="CBCBCB"/>
+            </w:tcBorders>
+          </w:tcPr>
+          <w:p>
+            <w:r>
+              <w:rPr>
+                <w:sz w:val="20"/>
+              </w:rPr>
+              <w:t xml:space="preserve">Fix 4 vấn đề mới user báo trên app live: (1) OAuth "Imported" bị http_429 khi poll </w:t>
+            </w:r>
+            <w:r>
+              <w:rPr>
+                <w:rFonts w:ascii="Courier New" w:hAnsi="Courier New"/>
+                <w:color w:val="F05922"/>
+                <w:sz w:val="20"/>
+              </w:rPr>
+              <w:t>/api/oauth/usage</w:t>
+            </w:r>
+            <w:r>
+              <w:rPr>
+                <w:sz w:val="20"/>
+              </w:rPr>
+              <w:t xml:space="preserve"> → UsageBar hiển thị dòng "⚠ Quá giới hạn lượt gọi..." rõ ràng thay vì 2 bar rỗng "5h --" "7d --" (root cause KHÔNG PHẢI bug code — thực sự Anthropic rate-limit token này; UI giờ thông báo rõ, không im lặng). (2) "Theo Session" hiện 2 dòng RUNNING trùng — root cause: </w:t>
+            </w:r>
+            <w:r>
+              <w:rPr>
+                <w:rFonts w:ascii="Courier New" w:hAnsi="Courier New"/>
+                <w:color w:val="F05922"/>
+                <w:sz w:val="20"/>
+              </w:rPr>
+              <w:t>agent_started</w:t>
+            </w:r>
+            <w:r>
+              <w:rPr>
+                <w:sz w:val="20"/>
+              </w:rPr>
+              <w:t xml:space="preserve"> WS delta được broadcast cho MỌI session mới kể cả subagent (is_subagent=True), frontend wsReducer nhét subagent vào state.sessions gốc; fix: </w:t>
+            </w:r>
+            <w:r>
+              <w:rPr>
+                <w:rFonts w:ascii="Courier New" w:hAnsi="Courier New"/>
+                <w:color w:val="F05922"/>
+                <w:sz w:val="20"/>
+              </w:rPr>
+              <w:t>main.py</w:t>
+            </w:r>
+            <w:r>
+              <w:rPr>
+                <w:sz w:val="20"/>
+              </w:rPr>
+              <w:t xml:space="preserve"> chỉ broadcast </w:t>
+            </w:r>
+            <w:r>
+              <w:rPr>
+                <w:rFonts w:ascii="Courier New" w:hAnsi="Courier New"/>
+                <w:color w:val="F05922"/>
+                <w:sz w:val="20"/>
+              </w:rPr>
+              <w:t>agent_started</w:t>
+            </w:r>
+            <w:r>
+              <w:rPr>
+                <w:sz w:val="20"/>
+              </w:rPr>
+              <w:t xml:space="preserve"> khi </w:t>
+            </w:r>
+            <w:r>
+              <w:rPr>
+                <w:rFonts w:ascii="Courier New" w:hAnsi="Courier New"/>
+                <w:color w:val="F05922"/>
+                <w:sz w:val="20"/>
+              </w:rPr>
+              <w:t>not parsed.is_subagent</w:t>
+            </w:r>
+            <w:r>
+              <w:rPr>
+                <w:sz w:val="20"/>
+              </w:rPr>
+              <w:t xml:space="preserve">. (3) Dispatcher history quá chi tiết từng tool call — fix: </w:t>
+            </w:r>
+            <w:r>
+              <w:rPr>
+                <w:rFonts w:ascii="Courier New" w:hAnsi="Courier New"/>
+                <w:color w:val="F05922"/>
+                <w:sz w:val="20"/>
+              </w:rPr>
+              <w:t>get_session_chain</w:t>
+            </w:r>
+            <w:r>
+              <w:rPr>
+                <w:sz w:val="20"/>
+              </w:rPr>
+              <w:t xml:space="preserve"> dựng history từ user turns (parse payload_json events type=user, lọc tool_result), description = văn bản người dùng [:120] thay vì tool_name; test đổi từ tool events sang user event fixtures (6 test rewritten). (4) UI flicker: </w:t>
+            </w:r>
+            <w:r>
+              <w:rPr>
+                <w:rFonts w:ascii="Courier New" w:hAnsi="Courier New"/>
+                <w:color w:val="F05922"/>
+                <w:sz w:val="20"/>
+              </w:rPr>
+              <w:t>wsReducer</w:t>
+            </w:r>
+            <w:r>
+              <w:rPr>
+                <w:sz w:val="20"/>
+              </w:rPr>
+              <w:t xml:space="preserve"> giữ nguyên identity </w:t>
+            </w:r>
+            <w:r>
+              <w:rPr>
+                <w:rFonts w:ascii="Courier New" w:hAnsi="Courier New"/>
+                <w:color w:val="F05922"/>
+                <w:sz w:val="20"/>
+              </w:rPr>
+              <w:t>sessions</w:t>
+            </w:r>
+            <w:r>
+              <w:rPr>
+                <w:sz w:val="20"/>
+              </w:rPr>
+              <w:t xml:space="preserve"> array khi delta không match/không đổi (helper </w:t>
+            </w:r>
+            <w:r>
+              <w:rPr>
+                <w:rFonts w:ascii="Courier New" w:hAnsi="Courier New"/>
+                <w:color w:val="F05922"/>
+                <w:sz w:val="20"/>
+              </w:rPr>
+              <w:t>mapIfChanged</w:t>
+            </w:r>
+            <w:r>
+              <w:rPr>
+                <w:sz w:val="20"/>
+              </w:rPr>
+              <w:t xml:space="preserve"> + top-level short-circuit </w:t>
+            </w:r>
+            <w:r>
+              <w:rPr>
+                <w:rFonts w:ascii="Courier New" w:hAnsi="Courier New"/>
+                <w:color w:val="F05922"/>
+                <w:sz w:val="20"/>
+              </w:rPr>
+              <w:t>nextSessions===state.sessions</w:t>
+            </w:r>
+            <w:r>
+              <w:rPr>
+                <w:sz w:val="20"/>
+              </w:rPr>
+              <w:t xml:space="preserve">); </w:t>
+            </w:r>
+            <w:r>
+              <w:rPr>
+                <w:rFonts w:ascii="Courier New" w:hAnsi="Courier New"/>
+                <w:color w:val="F05922"/>
+                <w:sz w:val="20"/>
+              </w:rPr>
+              <w:t>AggregatePipelineView</w:t>
+            </w:r>
+            <w:r>
+              <w:rPr>
+                <w:sz w:val="20"/>
+              </w:rPr>
+              <w:t xml:space="preserve"> cache </w:t>
+            </w:r>
+            <w:r>
+              <w:rPr>
+                <w:rFonts w:ascii="Courier New" w:hAnsi="Courier New"/>
+                <w:color w:val="F05922"/>
+                <w:sz w:val="20"/>
+              </w:rPr>
+              <w:t>lastJsonStr</w:t>
+            </w:r>
+            <w:r>
+              <w:rPr>
+                <w:sz w:val="20"/>
+              </w:rPr>
+              <w:t xml:space="preserve"> skip </w:t>
+            </w:r>
+            <w:r>
+              <w:rPr>
+                <w:rFonts w:ascii="Courier New" w:hAnsi="Courier New"/>
+                <w:color w:val="F05922"/>
+                <w:sz w:val="20"/>
+              </w:rPr>
+              <w:t>setData</w:t>
+            </w:r>
+            <w:r>
+              <w:rPr>
+                <w:sz w:val="20"/>
+              </w:rPr>
+              <w:t xml:space="preserve"> khi poll trả nội dung không đổi. Test: 266 pytest pass, 23 vitest pass, tsc clean, build OK. Server restart PID mới, </w:t>
+            </w:r>
+            <w:r>
+              <w:rPr>
+                <w:rFonts w:ascii="Courier New" w:hAnsi="Courier New"/>
+                <w:color w:val="F05922"/>
+                <w:sz w:val="20"/>
+              </w:rPr>
+              <w:t>GET /</w:t>
+            </w:r>
+            <w:r>
+              <w:rPr>
+                <w:sz w:val="20"/>
+              </w:rPr>
+              <w:t>=200.</w:t>
+            </w:r>
+          </w:p>
+        </w:tc>
+        <w:tc>
+          <w:tcPr>
+            <w:tcW w:type="dxa" w:w="2422"/>
+            <w:tcBorders>
+              <w:top w:val="single" w:sz="4" w:space="0" w:color="CBCBCB"/>
+              <w:left w:val="single" w:sz="4" w:space="0" w:color="CBCBCB"/>
+              <w:bottom w:val="single" w:sz="4" w:space="0" w:color="CBCBCB"/>
+              <w:right w:val="single" w:sz="4" w:space="0" w:color="CBCBCB"/>
+            </w:tcBorders>
+          </w:tcPr>
+          <w:p>
+            <w:r>
+              <w:rPr>
+                <w:sz w:val="20"/>
+              </w:rPr>
+              <w:t>senior-developer</w:t>
+            </w:r>
+          </w:p>
+        </w:tc>
+      </w:tr>
+    </w:tbl>
+    <w:p/>
     <w:sectPr>
       <w:headerReference w:type="default" r:id="rId9"/>
       <w:footerReference w:type="default" r:id="rId10"/>
